--- a/R/figures/Table1.docx
+++ b/R/figures/Table1.docx
@@ -1,6 +1,6 @@
 
 <file path=word/document.xml><?xml version="1.0" encoding="utf-8"?>
-<w:document xmlns:wpc="http://schemas.microsoft.com/office/word/2010/wordprocessingCanvas" xmlns:cx="http://schemas.microsoft.com/office/drawing/2014/chartex" xmlns:cx1="http://schemas.microsoft.com/office/drawing/2015/9/8/chartex" xmlns:cx2="http://schemas.microsoft.com/office/drawing/2015/10/21/chartex" xmlns:cx3="http://schemas.microsoft.com/office/drawing/2016/5/9/chartex" xmlns:cx4="http://schemas.microsoft.com/office/drawing/2016/5/10/chartex" xmlns:cx5="http://schemas.microsoft.com/office/drawing/2016/5/11/chartex" xmlns:cx6="http://schemas.microsoft.com/office/drawing/2016/5/12/chartex" xmlns:cx7="http://schemas.microsoft.com/office/drawing/2016/5/13/chartex" xmlns:cx8="http://schemas.microsoft.com/office/drawing/2016/5/14/chartex" xmlns:mc="http://schemas.openxmlformats.org/markup-compatibility/2006" xmlns:aink="http://schemas.microsoft.com/office/drawing/2016/ink" xmlns:am3d="http://schemas.microsoft.com/office/drawing/2017/model3d" xmlns:o="urn:schemas-microsoft-com:office:office" xmlns:oel="http://schemas.microsoft.com/office/2019/extlst" xmlns:r="http://schemas.openxmlformats.org/officeDocument/2006/relationships" xmlns:m="http://schemas.openxmlformats.org/officeDocument/2006/math" xmlns:v="urn:schemas-microsoft-com:vml" xmlns:wp14="http://schemas.microsoft.com/office/word/2010/wordprocessingDrawing" xmlns:wp="http://schemas.openxmlformats.org/drawingml/2006/wordprocessingDrawing" xmlns:w10="urn:schemas-microsoft-com:office:word" xmlns:w="http://schemas.openxmlformats.org/wordprocessingml/2006/main" xmlns:w14="http://schemas.microsoft.com/office/word/2010/wordml" xmlns:w15="http://schemas.microsoft.com/office/word/2012/wordml" xmlns:w16cex="http://schemas.microsoft.com/office/word/2018/wordml/cex" xmlns:w16cid="http://schemas.microsoft.com/office/word/2016/wordml/cid" xmlns:w16="http://schemas.microsoft.com/office/word/2018/wordml" xmlns:w16sdtdh="http://schemas.microsoft.com/office/word/2020/wordml/sdtdatahash" xmlns:w16se="http://schemas.microsoft.com/office/word/2015/wordml/symex" xmlns:wpg="http://schemas.microsoft.com/office/word/2010/wordprocessingGroup" xmlns:wpi="http://schemas.microsoft.com/office/word/2010/wordprocessingInk" xmlns:wne="http://schemas.microsoft.com/office/word/2006/wordml" xmlns:wps="http://schemas.microsoft.com/office/word/2010/wordprocessingShape" mc:Ignorable="w14 w15 w16se w16cid w16 w16cex w16sdtdh wp14">
+<w:document xmlns:wpc="http://schemas.microsoft.com/office/word/2010/wordprocessingCanvas" xmlns:cx="http://schemas.microsoft.com/office/drawing/2014/chartex" xmlns:cx1="http://schemas.microsoft.com/office/drawing/2015/9/8/chartex" xmlns:cx2="http://schemas.microsoft.com/office/drawing/2015/10/21/chartex" xmlns:cx3="http://schemas.microsoft.com/office/drawing/2016/5/9/chartex" xmlns:cx4="http://schemas.microsoft.com/office/drawing/2016/5/10/chartex" xmlns:cx5="http://schemas.microsoft.com/office/drawing/2016/5/11/chartex" xmlns:cx6="http://schemas.microsoft.com/office/drawing/2016/5/12/chartex" xmlns:cx7="http://schemas.microsoft.com/office/drawing/2016/5/13/chartex" xmlns:cx8="http://schemas.microsoft.com/office/drawing/2016/5/14/chartex" xmlns:mc="http://schemas.openxmlformats.org/markup-compatibility/2006" xmlns:aink="http://schemas.microsoft.com/office/drawing/2016/ink" xmlns:am3d="http://schemas.microsoft.com/office/drawing/2017/model3d" xmlns:o="urn:schemas-microsoft-com:office:office" xmlns:oel="http://schemas.microsoft.com/office/2019/extlst" xmlns:r="http://schemas.openxmlformats.org/officeDocument/2006/relationships" xmlns:m="http://schemas.openxmlformats.org/officeDocument/2006/math" xmlns:v="urn:schemas-microsoft-com:vml" xmlns:wp14="http://schemas.microsoft.com/office/word/2010/wordprocessingDrawing" xmlns:wp="http://schemas.openxmlformats.org/drawingml/2006/wordprocessingDrawing" xmlns:w10="urn:schemas-microsoft-com:office:word" xmlns:w="http://schemas.openxmlformats.org/wordprocessingml/2006/main" xmlns:w14="http://schemas.microsoft.com/office/word/2010/wordml" xmlns:w15="http://schemas.microsoft.com/office/word/2012/wordml" xmlns:w16cex="http://schemas.microsoft.com/office/word/2018/wordml/cex" xmlns:w16cid="http://schemas.microsoft.com/office/word/2016/wordml/cid" xmlns:w16="http://schemas.microsoft.com/office/word/2018/wordml" xmlns:w16du="http://schemas.microsoft.com/office/word/2023/wordml/word16du" xmlns:w16sdtdh="http://schemas.microsoft.com/office/word/2020/wordml/sdtdatahash" xmlns:w16sdtfl="http://schemas.microsoft.com/office/word/2024/wordml/sdtformatlock" xmlns:w16se="http://schemas.microsoft.com/office/word/2015/wordml/symex" xmlns:wpg="http://schemas.microsoft.com/office/word/2010/wordprocessingGroup" xmlns:wpi="http://schemas.microsoft.com/office/word/2010/wordprocessingInk" xmlns:wne="http://schemas.microsoft.com/office/word/2006/wordml" xmlns:wps="http://schemas.microsoft.com/office/word/2010/wordprocessingShape" mc:Ignorable="w14 w15 w16se w16cid w16 w16cex w16sdtdh w16sdtfl w16du wp14">
   <w:body>
     <w:tbl>
       <w:tblPr>
@@ -14,7 +14,7 @@
         <w:tblLook w:val="04A0" w:firstRow="1" w:lastRow="0" w:firstColumn="1" w:lastColumn="0" w:noHBand="0" w:noVBand="1"/>
       </w:tblPr>
       <w:tblGrid>
-        <w:gridCol w:w="2572"/>
+        <w:gridCol w:w="2604"/>
         <w:gridCol w:w="1964"/>
         <w:gridCol w:w="1701"/>
       </w:tblGrid>
@@ -122,7 +122,20 @@
                 <w:lang w:eastAsia="en-GB"/>
                 <w14:ligatures w14:val="none"/>
               </w:rPr>
-              <w:t>N = 82</w:t>
+              <w:t xml:space="preserve">N = </w:t>
+            </w:r>
+            <w:r>
+              <w:rPr>
+                <w:rFonts w:ascii="Calibri" w:eastAsia="Times New Roman" w:hAnsi="Calibri" w:cs="Calibri"/>
+                <w:color w:val="333333"/>
+                <w:kern w:val="0"/>
+                <w:sz w:val="18"/>
+                <w:szCs w:val="18"/>
+                <w:shd w:val="clear" w:color="auto" w:fill="FFFFFF"/>
+                <w:lang w:eastAsia="en-GB"/>
+                <w14:ligatures w14:val="none"/>
+              </w:rPr>
+              <w:t>101</w:t>
             </w:r>
             <w:r>
               <w:rPr>
@@ -203,7 +216,20 @@
                 <w:lang w:eastAsia="en-GB"/>
                 <w14:ligatures w14:val="none"/>
               </w:rPr>
-              <w:t>N = 36</w:t>
+              <w:t xml:space="preserve">N = </w:t>
+            </w:r>
+            <w:r>
+              <w:rPr>
+                <w:rFonts w:ascii="Calibri" w:eastAsia="Times New Roman" w:hAnsi="Calibri" w:cs="Calibri"/>
+                <w:color w:val="333333"/>
+                <w:kern w:val="0"/>
+                <w:sz w:val="18"/>
+                <w:szCs w:val="18"/>
+                <w:shd w:val="clear" w:color="auto" w:fill="FFFFFF"/>
+                <w:lang w:eastAsia="en-GB"/>
+                <w14:ligatures w14:val="none"/>
+              </w:rPr>
+              <w:t>43</w:t>
             </w:r>
             <w:r>
               <w:rPr>
@@ -428,7 +454,46 @@
                 <w:lang w:eastAsia="en-GB"/>
                 <w14:ligatures w14:val="none"/>
               </w:rPr>
-              <w:t>31 (38</w:t>
+              <w:t>3</w:t>
+            </w:r>
+            <w:r>
+              <w:rPr>
+                <w:rFonts w:ascii="Calibri" w:eastAsia="Times New Roman" w:hAnsi="Calibri" w:cs="Calibri"/>
+                <w:color w:val="333333"/>
+                <w:kern w:val="0"/>
+                <w:sz w:val="18"/>
+                <w:szCs w:val="18"/>
+                <w:shd w:val="clear" w:color="auto" w:fill="FFFFFF"/>
+                <w:lang w:eastAsia="en-GB"/>
+                <w14:ligatures w14:val="none"/>
+              </w:rPr>
+              <w:t>5</w:t>
+            </w:r>
+            <w:r>
+              <w:rPr>
+                <w:rFonts w:ascii="Calibri" w:eastAsia="Times New Roman" w:hAnsi="Calibri" w:cs="Calibri"/>
+                <w:color w:val="333333"/>
+                <w:kern w:val="0"/>
+                <w:sz w:val="18"/>
+                <w:szCs w:val="18"/>
+                <w:shd w:val="clear" w:color="auto" w:fill="FFFFFF"/>
+                <w:lang w:eastAsia="en-GB"/>
+                <w14:ligatures w14:val="none"/>
+              </w:rPr>
+              <w:t xml:space="preserve"> (3</w:t>
+            </w:r>
+            <w:r>
+              <w:rPr>
+                <w:rFonts w:ascii="Calibri" w:eastAsia="Times New Roman" w:hAnsi="Calibri" w:cs="Calibri"/>
+                <w:color w:val="333333"/>
+                <w:kern w:val="0"/>
+                <w:sz w:val="18"/>
+                <w:szCs w:val="18"/>
+                <w:shd w:val="clear" w:color="auto" w:fill="FFFFFF"/>
+                <w:lang w:eastAsia="en-GB"/>
+                <w14:ligatures w14:val="none"/>
+              </w:rPr>
+              <w:t>5</w:t>
             </w:r>
             <w:proofErr w:type="gramStart"/>
             <w:r>
@@ -482,7 +547,59 @@
                 <w:lang w:eastAsia="en-GB"/>
                 <w14:ligatures w14:val="none"/>
               </w:rPr>
-              <w:t xml:space="preserve"> 9 (11%)</w:t>
+              <w:t xml:space="preserve"> </w:t>
+            </w:r>
+            <w:r>
+              <w:rPr>
+                <w:rFonts w:ascii="Calibri" w:eastAsia="Times New Roman" w:hAnsi="Calibri" w:cs="Calibri"/>
+                <w:color w:val="333333"/>
+                <w:kern w:val="0"/>
+                <w:sz w:val="18"/>
+                <w:szCs w:val="18"/>
+                <w:shd w:val="clear" w:color="auto" w:fill="FFFFFF"/>
+                <w:lang w:eastAsia="en-GB"/>
+                <w14:ligatures w14:val="none"/>
+              </w:rPr>
+              <w:t>12</w:t>
+            </w:r>
+            <w:r>
+              <w:rPr>
+                <w:rFonts w:ascii="Calibri" w:eastAsia="Times New Roman" w:hAnsi="Calibri" w:cs="Calibri"/>
+                <w:color w:val="333333"/>
+                <w:kern w:val="0"/>
+                <w:sz w:val="18"/>
+                <w:szCs w:val="18"/>
+                <w:shd w:val="clear" w:color="auto" w:fill="FFFFFF"/>
+                <w:lang w:eastAsia="en-GB"/>
+                <w14:ligatures w14:val="none"/>
+              </w:rPr>
+              <w:t xml:space="preserve"> (1</w:t>
+            </w:r>
+            <w:r>
+              <w:rPr>
+                <w:rFonts w:ascii="Calibri" w:eastAsia="Times New Roman" w:hAnsi="Calibri" w:cs="Calibri"/>
+                <w:color w:val="333333"/>
+                <w:kern w:val="0"/>
+                <w:sz w:val="18"/>
+                <w:szCs w:val="18"/>
+                <w:shd w:val="clear" w:color="auto" w:fill="FFFFFF"/>
+                <w:lang w:eastAsia="en-GB"/>
+                <w14:ligatures w14:val="none"/>
+              </w:rPr>
+              <w:t>2</w:t>
+            </w:r>
+            <w:r>
+              <w:rPr>
+                <w:rFonts w:ascii="Calibri" w:eastAsia="Times New Roman" w:hAnsi="Calibri" w:cs="Calibri"/>
+                <w:color w:val="333333"/>
+                <w:kern w:val="0"/>
+                <w:sz w:val="18"/>
+                <w:szCs w:val="18"/>
+                <w:shd w:val="clear" w:color="auto" w:fill="FFFFFF"/>
+                <w:lang w:eastAsia="en-GB"/>
+                <w14:ligatures w14:val="none"/>
+              </w:rPr>
+              <w:t>%)</w:t>
             </w:r>
           </w:p>
         </w:tc>
@@ -523,7 +640,59 @@
                 <w:lang w:eastAsia="en-GB"/>
                 <w14:ligatures w14:val="none"/>
               </w:rPr>
-              <w:t>1 (2.8</w:t>
+              <w:t>2</w:t>
+            </w:r>
+            <w:r>
+              <w:rPr>
+                <w:rFonts w:ascii="Calibri" w:eastAsia="Times New Roman" w:hAnsi="Calibri" w:cs="Calibri"/>
+                <w:color w:val="333333"/>
+                <w:kern w:val="0"/>
+                <w:sz w:val="18"/>
+                <w:szCs w:val="18"/>
+                <w:shd w:val="clear" w:color="auto" w:fill="FFFFFF"/>
+                <w:lang w:eastAsia="en-GB"/>
+                <w14:ligatures w14:val="none"/>
+              </w:rPr>
+              <w:t xml:space="preserve"> (</w:t>
+            </w:r>
+            <w:r>
+              <w:rPr>
+                <w:rFonts w:ascii="Calibri" w:eastAsia="Times New Roman" w:hAnsi="Calibri" w:cs="Calibri"/>
+                <w:color w:val="333333"/>
+                <w:kern w:val="0"/>
+                <w:sz w:val="18"/>
+                <w:szCs w:val="18"/>
+                <w:shd w:val="clear" w:color="auto" w:fill="FFFFFF"/>
+                <w:lang w:eastAsia="en-GB"/>
+                <w14:ligatures w14:val="none"/>
+              </w:rPr>
+              <w:t>4</w:t>
+            </w:r>
+            <w:r>
+              <w:rPr>
+                <w:rFonts w:ascii="Calibri" w:eastAsia="Times New Roman" w:hAnsi="Calibri" w:cs="Calibri"/>
+                <w:color w:val="333333"/>
+                <w:kern w:val="0"/>
+                <w:sz w:val="18"/>
+                <w:szCs w:val="18"/>
+                <w:shd w:val="clear" w:color="auto" w:fill="FFFFFF"/>
+                <w:lang w:eastAsia="en-GB"/>
+                <w14:ligatures w14:val="none"/>
+              </w:rPr>
+              <w:t>.</w:t>
+            </w:r>
+            <w:r>
+              <w:rPr>
+                <w:rFonts w:ascii="Calibri" w:eastAsia="Times New Roman" w:hAnsi="Calibri" w:cs="Calibri"/>
+                <w:color w:val="333333"/>
+                <w:kern w:val="0"/>
+                <w:sz w:val="18"/>
+                <w:szCs w:val="18"/>
+                <w:shd w:val="clear" w:color="auto" w:fill="FFFFFF"/>
+                <w:lang w:eastAsia="en-GB"/>
+                <w14:ligatures w14:val="none"/>
+              </w:rPr>
+              <w:t>7</w:t>
             </w:r>
             <w:proofErr w:type="gramStart"/>
             <w:r>
@@ -564,7 +733,85 @@
                 <w:lang w:eastAsia="en-GB"/>
                 <w14:ligatures w14:val="none"/>
               </w:rPr>
-              <w:t>| 1 (2.8%)</w:t>
+              <w:t xml:space="preserve">| </w:t>
+            </w:r>
+            <w:r>
+              <w:rPr>
+                <w:rFonts w:ascii="Calibri" w:eastAsia="Times New Roman" w:hAnsi="Calibri" w:cs="Calibri"/>
+                <w:color w:val="333333"/>
+                <w:kern w:val="0"/>
+                <w:sz w:val="18"/>
+                <w:szCs w:val="18"/>
+                <w:shd w:val="clear" w:color="auto" w:fill="FFFFFF"/>
+                <w:lang w:eastAsia="en-GB"/>
+                <w14:ligatures w14:val="none"/>
+              </w:rPr>
+              <w:t>2</w:t>
+            </w:r>
+            <w:r>
+              <w:rPr>
+                <w:rFonts w:ascii="Calibri" w:eastAsia="Times New Roman" w:hAnsi="Calibri" w:cs="Calibri"/>
+                <w:color w:val="333333"/>
+                <w:kern w:val="0"/>
+                <w:sz w:val="18"/>
+                <w:szCs w:val="18"/>
+                <w:shd w:val="clear" w:color="auto" w:fill="FFFFFF"/>
+                <w:lang w:eastAsia="en-GB"/>
+                <w14:ligatures w14:val="none"/>
+              </w:rPr>
+              <w:t xml:space="preserve"> (</w:t>
+            </w:r>
+            <w:r>
+              <w:rPr>
+                <w:rFonts w:ascii="Calibri" w:eastAsia="Times New Roman" w:hAnsi="Calibri" w:cs="Calibri"/>
+                <w:color w:val="333333"/>
+                <w:kern w:val="0"/>
+                <w:sz w:val="18"/>
+                <w:szCs w:val="18"/>
+                <w:shd w:val="clear" w:color="auto" w:fill="FFFFFF"/>
+                <w:lang w:eastAsia="en-GB"/>
+                <w14:ligatures w14:val="none"/>
+              </w:rPr>
+              <w:t>4</w:t>
+            </w:r>
+            <w:r>
+              <w:rPr>
+                <w:rFonts w:ascii="Calibri" w:eastAsia="Times New Roman" w:hAnsi="Calibri" w:cs="Calibri"/>
+                <w:color w:val="333333"/>
+                <w:kern w:val="0"/>
+                <w:sz w:val="18"/>
+                <w:szCs w:val="18"/>
+                <w:shd w:val="clear" w:color="auto" w:fill="FFFFFF"/>
+                <w:lang w:eastAsia="en-GB"/>
+                <w14:ligatures w14:val="none"/>
+              </w:rPr>
+              <w:t>.</w:t>
+            </w:r>
+            <w:r>
+              <w:rPr>
+                <w:rFonts w:ascii="Calibri" w:eastAsia="Times New Roman" w:hAnsi="Calibri" w:cs="Calibri"/>
+                <w:color w:val="333333"/>
+                <w:kern w:val="0"/>
+                <w:sz w:val="18"/>
+                <w:szCs w:val="18"/>
+                <w:shd w:val="clear" w:color="auto" w:fill="FFFFFF"/>
+                <w:lang w:eastAsia="en-GB"/>
+                <w14:ligatures w14:val="none"/>
+              </w:rPr>
+              <w:t>7</w:t>
+            </w:r>
+            <w:r>
+              <w:rPr>
+                <w:rFonts w:ascii="Calibri" w:eastAsia="Times New Roman" w:hAnsi="Calibri" w:cs="Calibri"/>
+                <w:color w:val="333333"/>
+                <w:kern w:val="0"/>
+                <w:sz w:val="18"/>
+                <w:szCs w:val="18"/>
+                <w:shd w:val="clear" w:color="auto" w:fill="FFFFFF"/>
+                <w:lang w:eastAsia="en-GB"/>
+                <w14:ligatures w14:val="none"/>
+              </w:rPr>
+              <w:t>%)</w:t>
             </w:r>
           </w:p>
         </w:tc>
@@ -648,7 +895,47 @@
                 <w:lang w:eastAsia="en-GB"/>
                 <w14:ligatures w14:val="none"/>
               </w:rPr>
-              <w:t xml:space="preserve">31 (38%) </w:t>
+              <w:t>44</w:t>
+            </w:r>
+            <w:r>
+              <w:rPr>
+                <w:rFonts w:ascii="Calibri" w:eastAsia="Times New Roman" w:hAnsi="Calibri" w:cs="Calibri"/>
+                <w:color w:val="333333"/>
+                <w:kern w:val="0"/>
+                <w:sz w:val="18"/>
+                <w:szCs w:val="18"/>
+                <w:shd w:val="clear" w:color="auto" w:fill="FFFFFF"/>
+                <w:lang w:eastAsia="en-GB"/>
+                <w14:ligatures w14:val="none"/>
+              </w:rPr>
+              <w:t xml:space="preserve"> (</w:t>
+            </w:r>
+            <w:r>
+              <w:rPr>
+                <w:rFonts w:ascii="Calibri" w:eastAsia="Times New Roman" w:hAnsi="Calibri" w:cs="Calibri"/>
+                <w:color w:val="333333"/>
+                <w:kern w:val="0"/>
+                <w:sz w:val="18"/>
+                <w:szCs w:val="18"/>
+                <w:shd w:val="clear" w:color="auto" w:fill="FFFFFF"/>
+                <w:lang w:eastAsia="en-GB"/>
+                <w14:ligatures w14:val="none"/>
+              </w:rPr>
+              <w:t>44</w:t>
+            </w:r>
+            <w:proofErr w:type="gramStart"/>
+            <w:r>
+              <w:rPr>
+                <w:rFonts w:ascii="Calibri" w:eastAsia="Times New Roman" w:hAnsi="Calibri" w:cs="Calibri"/>
+                <w:color w:val="333333"/>
+                <w:kern w:val="0"/>
+                <w:sz w:val="18"/>
+                <w:szCs w:val="18"/>
+                <w:shd w:val="clear" w:color="auto" w:fill="FFFFFF"/>
+                <w:lang w:eastAsia="en-GB"/>
+                <w14:ligatures w14:val="none"/>
+              </w:rPr>
+              <w:t xml:space="preserve">%) </w:t>
             </w:r>
             <w:r>
               <w:rPr>
@@ -674,7 +961,73 @@
                 <w:lang w:eastAsia="en-GB"/>
                 <w14:ligatures w14:val="none"/>
               </w:rPr>
-              <w:t>| 20 (24%)</w:t>
+              <w:t>|</w:t>
+            </w:r>
+            <w:proofErr w:type="gramEnd"/>
+            <w:r>
+              <w:rPr>
+                <w:rFonts w:ascii="Calibri" w:eastAsia="Times New Roman" w:hAnsi="Calibri" w:cs="Calibri"/>
+                <w:color w:val="333333"/>
+                <w:kern w:val="0"/>
+                <w:sz w:val="18"/>
+                <w:szCs w:val="18"/>
+                <w:shd w:val="clear" w:color="auto" w:fill="FFFFFF"/>
+                <w:lang w:eastAsia="en-GB"/>
+                <w14:ligatures w14:val="none"/>
+              </w:rPr>
+              <w:t xml:space="preserve"> </w:t>
+            </w:r>
+            <w:r>
+              <w:rPr>
+                <w:rFonts w:ascii="Calibri" w:eastAsia="Times New Roman" w:hAnsi="Calibri" w:cs="Calibri"/>
+                <w:color w:val="333333"/>
+                <w:kern w:val="0"/>
+                <w:sz w:val="18"/>
+                <w:szCs w:val="18"/>
+                <w:shd w:val="clear" w:color="auto" w:fill="FFFFFF"/>
+                <w:lang w:eastAsia="en-GB"/>
+                <w14:ligatures w14:val="none"/>
+              </w:rPr>
+              <w:t>32</w:t>
+            </w:r>
+            <w:r>
+              <w:rPr>
+                <w:rFonts w:ascii="Calibri" w:eastAsia="Times New Roman" w:hAnsi="Calibri" w:cs="Calibri"/>
+                <w:color w:val="333333"/>
+                <w:kern w:val="0"/>
+                <w:sz w:val="18"/>
+                <w:szCs w:val="18"/>
+                <w:shd w:val="clear" w:color="auto" w:fill="FFFFFF"/>
+                <w:lang w:eastAsia="en-GB"/>
+                <w14:ligatures w14:val="none"/>
+              </w:rPr>
+              <w:t xml:space="preserve"> (</w:t>
+            </w:r>
+            <w:r>
+              <w:rPr>
+                <w:rFonts w:ascii="Calibri" w:eastAsia="Times New Roman" w:hAnsi="Calibri" w:cs="Calibri"/>
+                <w:color w:val="333333"/>
+                <w:kern w:val="0"/>
+                <w:sz w:val="18"/>
+                <w:szCs w:val="18"/>
+                <w:shd w:val="clear" w:color="auto" w:fill="FFFFFF"/>
+                <w:lang w:eastAsia="en-GB"/>
+                <w14:ligatures w14:val="none"/>
+              </w:rPr>
+              <w:t>32</w:t>
+            </w:r>
+            <w:r>
+              <w:rPr>
+                <w:rFonts w:ascii="Calibri" w:eastAsia="Times New Roman" w:hAnsi="Calibri" w:cs="Calibri"/>
+                <w:color w:val="333333"/>
+                <w:kern w:val="0"/>
+                <w:sz w:val="18"/>
+                <w:szCs w:val="18"/>
+                <w:shd w:val="clear" w:color="auto" w:fill="FFFFFF"/>
+                <w:lang w:eastAsia="en-GB"/>
+                <w14:ligatures w14:val="none"/>
+              </w:rPr>
+              <w:t>%)</w:t>
             </w:r>
           </w:p>
         </w:tc>
@@ -715,8 +1068,49 @@
                 <w:lang w:eastAsia="en-GB"/>
                 <w14:ligatures w14:val="none"/>
               </w:rPr>
-              <w:t xml:space="preserve">5 (14%)   </w:t>
-            </w:r>
+              <w:t>7</w:t>
+            </w:r>
+            <w:r>
+              <w:rPr>
+                <w:rFonts w:ascii="Calibri" w:eastAsia="Times New Roman" w:hAnsi="Calibri" w:cs="Calibri"/>
+                <w:color w:val="333333"/>
+                <w:kern w:val="0"/>
+                <w:sz w:val="18"/>
+                <w:szCs w:val="18"/>
+                <w:shd w:val="clear" w:color="auto" w:fill="FFFFFF"/>
+                <w:lang w:eastAsia="en-GB"/>
+                <w14:ligatures w14:val="none"/>
+              </w:rPr>
+              <w:t xml:space="preserve"> (1</w:t>
+            </w:r>
+            <w:r>
+              <w:rPr>
+                <w:rFonts w:ascii="Calibri" w:eastAsia="Times New Roman" w:hAnsi="Calibri" w:cs="Calibri"/>
+                <w:color w:val="333333"/>
+                <w:kern w:val="0"/>
+                <w:sz w:val="18"/>
+                <w:szCs w:val="18"/>
+                <w:shd w:val="clear" w:color="auto" w:fill="FFFFFF"/>
+                <w:lang w:eastAsia="en-GB"/>
+                <w14:ligatures w14:val="none"/>
+              </w:rPr>
+              <w:t>6</w:t>
+            </w:r>
+            <w:proofErr w:type="gramStart"/>
+            <w:r>
+              <w:rPr>
+                <w:rFonts w:ascii="Calibri" w:eastAsia="Times New Roman" w:hAnsi="Calibri" w:cs="Calibri"/>
+                <w:color w:val="333333"/>
+                <w:kern w:val="0"/>
+                <w:sz w:val="18"/>
+                <w:szCs w:val="18"/>
+                <w:shd w:val="clear" w:color="auto" w:fill="FFFFFF"/>
+                <w:lang w:eastAsia="en-GB"/>
+                <w14:ligatures w14:val="none"/>
+              </w:rPr>
+              <w:t xml:space="preserve">%)   </w:t>
+            </w:r>
+            <w:proofErr w:type="gramEnd"/>
             <w:r>
               <w:rPr>
                 <w:rFonts w:ascii="Calibri" w:eastAsia="Times New Roman" w:hAnsi="Calibri" w:cs="Calibri"/>
@@ -741,7 +1135,59 @@
                 <w:lang w:eastAsia="en-GB"/>
                 <w14:ligatures w14:val="none"/>
               </w:rPr>
-              <w:t>| 5 (14%)</w:t>
+              <w:t xml:space="preserve">| </w:t>
+            </w:r>
+            <w:r>
+              <w:rPr>
+                <w:rFonts w:ascii="Calibri" w:eastAsia="Times New Roman" w:hAnsi="Calibri" w:cs="Calibri"/>
+                <w:color w:val="333333"/>
+                <w:kern w:val="0"/>
+                <w:sz w:val="18"/>
+                <w:szCs w:val="18"/>
+                <w:shd w:val="clear" w:color="auto" w:fill="FFFFFF"/>
+                <w:lang w:eastAsia="en-GB"/>
+                <w14:ligatures w14:val="none"/>
+              </w:rPr>
+              <w:t>7</w:t>
+            </w:r>
+            <w:r>
+              <w:rPr>
+                <w:rFonts w:ascii="Calibri" w:eastAsia="Times New Roman" w:hAnsi="Calibri" w:cs="Calibri"/>
+                <w:color w:val="333333"/>
+                <w:kern w:val="0"/>
+                <w:sz w:val="18"/>
+                <w:szCs w:val="18"/>
+                <w:shd w:val="clear" w:color="auto" w:fill="FFFFFF"/>
+                <w:lang w:eastAsia="en-GB"/>
+                <w14:ligatures w14:val="none"/>
+              </w:rPr>
+              <w:t xml:space="preserve"> (1</w:t>
+            </w:r>
+            <w:r>
+              <w:rPr>
+                <w:rFonts w:ascii="Calibri" w:eastAsia="Times New Roman" w:hAnsi="Calibri" w:cs="Calibri"/>
+                <w:color w:val="333333"/>
+                <w:kern w:val="0"/>
+                <w:sz w:val="18"/>
+                <w:szCs w:val="18"/>
+                <w:shd w:val="clear" w:color="auto" w:fill="FFFFFF"/>
+                <w:lang w:eastAsia="en-GB"/>
+                <w14:ligatures w14:val="none"/>
+              </w:rPr>
+              <w:t>6</w:t>
+            </w:r>
+            <w:r>
+              <w:rPr>
+                <w:rFonts w:ascii="Calibri" w:eastAsia="Times New Roman" w:hAnsi="Calibri" w:cs="Calibri"/>
+                <w:color w:val="333333"/>
+                <w:kern w:val="0"/>
+                <w:sz w:val="18"/>
+                <w:szCs w:val="18"/>
+                <w:shd w:val="clear" w:color="auto" w:fill="FFFFFF"/>
+                <w:lang w:eastAsia="en-GB"/>
+                <w14:ligatures w14:val="none"/>
+              </w:rPr>
+              <w:t>%)</w:t>
             </w:r>
           </w:p>
         </w:tc>
@@ -825,7 +1271,34 @@
                 <w:lang w:eastAsia="en-GB"/>
                 <w14:ligatures w14:val="none"/>
               </w:rPr>
-              <w:t xml:space="preserve">10 (12%) </w:t>
+              <w:t>10 (1</w:t>
+            </w:r>
+            <w:r>
+              <w:rPr>
+                <w:rFonts w:ascii="Calibri" w:eastAsia="Times New Roman" w:hAnsi="Calibri" w:cs="Calibri"/>
+                <w:color w:val="333333"/>
+                <w:kern w:val="0"/>
+                <w:sz w:val="18"/>
+                <w:szCs w:val="18"/>
+                <w:shd w:val="clear" w:color="auto" w:fill="FFFFFF"/>
+                <w:lang w:eastAsia="en-GB"/>
+                <w14:ligatures w14:val="none"/>
+              </w:rPr>
+              <w:t>0</w:t>
+            </w:r>
+            <w:proofErr w:type="gramStart"/>
+            <w:r>
+              <w:rPr>
+                <w:rFonts w:ascii="Calibri" w:eastAsia="Times New Roman" w:hAnsi="Calibri" w:cs="Calibri"/>
+                <w:color w:val="333333"/>
+                <w:kern w:val="0"/>
+                <w:sz w:val="18"/>
+                <w:szCs w:val="18"/>
+                <w:shd w:val="clear" w:color="auto" w:fill="FFFFFF"/>
+                <w:lang w:eastAsia="en-GB"/>
+                <w14:ligatures w14:val="none"/>
+              </w:rPr>
+              <w:t xml:space="preserve">%) </w:t>
             </w:r>
             <w:r>
               <w:rPr>
@@ -851,7 +1324,73 @@
                 <w:lang w:eastAsia="en-GB"/>
                 <w14:ligatures w14:val="none"/>
               </w:rPr>
-              <w:t>| 35 (43%) </w:t>
+              <w:t>|</w:t>
+            </w:r>
+            <w:proofErr w:type="gramEnd"/>
+            <w:r>
+              <w:rPr>
+                <w:rFonts w:ascii="Calibri" w:eastAsia="Times New Roman" w:hAnsi="Calibri" w:cs="Calibri"/>
+                <w:color w:val="333333"/>
+                <w:kern w:val="0"/>
+                <w:sz w:val="18"/>
+                <w:szCs w:val="18"/>
+                <w:shd w:val="clear" w:color="auto" w:fill="FFFFFF"/>
+                <w:lang w:eastAsia="en-GB"/>
+                <w14:ligatures w14:val="none"/>
+              </w:rPr>
+              <w:t xml:space="preserve"> 3</w:t>
+            </w:r>
+            <w:r>
+              <w:rPr>
+                <w:rFonts w:ascii="Calibri" w:eastAsia="Times New Roman" w:hAnsi="Calibri" w:cs="Calibri"/>
+                <w:color w:val="333333"/>
+                <w:kern w:val="0"/>
+                <w:sz w:val="18"/>
+                <w:szCs w:val="18"/>
+                <w:shd w:val="clear" w:color="auto" w:fill="FFFFFF"/>
+                <w:lang w:eastAsia="en-GB"/>
+                <w14:ligatures w14:val="none"/>
+              </w:rPr>
+              <w:t>6</w:t>
+            </w:r>
+            <w:r>
+              <w:rPr>
+                <w:rFonts w:ascii="Calibri" w:eastAsia="Times New Roman" w:hAnsi="Calibri" w:cs="Calibri"/>
+                <w:color w:val="333333"/>
+                <w:kern w:val="0"/>
+                <w:sz w:val="18"/>
+                <w:szCs w:val="18"/>
+                <w:shd w:val="clear" w:color="auto" w:fill="FFFFFF"/>
+                <w:lang w:eastAsia="en-GB"/>
+                <w14:ligatures w14:val="none"/>
+              </w:rPr>
+              <w:t xml:space="preserve"> (</w:t>
+            </w:r>
+            <w:r>
+              <w:rPr>
+                <w:rFonts w:ascii="Calibri" w:eastAsia="Times New Roman" w:hAnsi="Calibri" w:cs="Calibri"/>
+                <w:color w:val="333333"/>
+                <w:kern w:val="0"/>
+                <w:sz w:val="18"/>
+                <w:szCs w:val="18"/>
+                <w:shd w:val="clear" w:color="auto" w:fill="FFFFFF"/>
+                <w:lang w:eastAsia="en-GB"/>
+                <w14:ligatures w14:val="none"/>
+              </w:rPr>
+              <w:t>36</w:t>
+            </w:r>
+            <w:r>
+              <w:rPr>
+                <w:rFonts w:ascii="Calibri" w:eastAsia="Times New Roman" w:hAnsi="Calibri" w:cs="Calibri"/>
+                <w:color w:val="333333"/>
+                <w:kern w:val="0"/>
+                <w:sz w:val="18"/>
+                <w:szCs w:val="18"/>
+                <w:shd w:val="clear" w:color="auto" w:fill="FFFFFF"/>
+                <w:lang w:eastAsia="en-GB"/>
+                <w14:ligatures w14:val="none"/>
+              </w:rPr>
+              <w:t>%) </w:t>
             </w:r>
           </w:p>
         </w:tc>
@@ -892,7 +1431,60 @@
                 <w:lang w:eastAsia="en-GB"/>
                 <w14:ligatures w14:val="none"/>
               </w:rPr>
-              <w:t xml:space="preserve">17 (47%) </w:t>
+              <w:t>1</w:t>
+            </w:r>
+            <w:r>
+              <w:rPr>
+                <w:rFonts w:ascii="Calibri" w:eastAsia="Times New Roman" w:hAnsi="Calibri" w:cs="Calibri"/>
+                <w:color w:val="333333"/>
+                <w:kern w:val="0"/>
+                <w:sz w:val="18"/>
+                <w:szCs w:val="18"/>
+                <w:shd w:val="clear" w:color="auto" w:fill="FFFFFF"/>
+                <w:lang w:eastAsia="en-GB"/>
+                <w14:ligatures w14:val="none"/>
+              </w:rPr>
+              <w:t>9</w:t>
+            </w:r>
+            <w:r>
+              <w:rPr>
+                <w:rFonts w:ascii="Calibri" w:eastAsia="Times New Roman" w:hAnsi="Calibri" w:cs="Calibri"/>
+                <w:color w:val="333333"/>
+                <w:kern w:val="0"/>
+                <w:sz w:val="18"/>
+                <w:szCs w:val="18"/>
+                <w:shd w:val="clear" w:color="auto" w:fill="FFFFFF"/>
+                <w:lang w:eastAsia="en-GB"/>
+                <w14:ligatures w14:val="none"/>
+              </w:rPr>
+              <w:t xml:space="preserve"> (4</w:t>
+            </w:r>
+            <w:r>
+              <w:rPr>
+                <w:rFonts w:ascii="Calibri" w:eastAsia="Times New Roman" w:hAnsi="Calibri" w:cs="Calibri"/>
+                <w:color w:val="333333"/>
+                <w:kern w:val="0"/>
+                <w:sz w:val="18"/>
+                <w:szCs w:val="18"/>
+                <w:shd w:val="clear" w:color="auto" w:fill="FFFFFF"/>
+                <w:lang w:eastAsia="en-GB"/>
+                <w14:ligatures w14:val="none"/>
+              </w:rPr>
+              <w:t>4</w:t>
+            </w:r>
+            <w:proofErr w:type="gramStart"/>
+            <w:r>
+              <w:rPr>
+                <w:rFonts w:ascii="Calibri" w:eastAsia="Times New Roman" w:hAnsi="Calibri" w:cs="Calibri"/>
+                <w:color w:val="333333"/>
+                <w:kern w:val="0"/>
+                <w:sz w:val="18"/>
+                <w:szCs w:val="18"/>
+                <w:shd w:val="clear" w:color="auto" w:fill="FFFFFF"/>
+                <w:lang w:eastAsia="en-GB"/>
+                <w14:ligatures w14:val="none"/>
+              </w:rPr>
+              <w:t xml:space="preserve">%) </w:t>
             </w:r>
             <w:r>
               <w:rPr>
@@ -918,7 +1510,73 @@
                 <w:lang w:eastAsia="en-GB"/>
                 <w14:ligatures w14:val="none"/>
               </w:rPr>
-              <w:t>|16 (44%)  </w:t>
+              <w:t>|</w:t>
+            </w:r>
+            <w:proofErr w:type="gramEnd"/>
+            <w:r>
+              <w:rPr>
+                <w:rFonts w:ascii="Calibri" w:eastAsia="Times New Roman" w:hAnsi="Calibri" w:cs="Calibri"/>
+                <w:color w:val="333333"/>
+                <w:kern w:val="0"/>
+                <w:sz w:val="18"/>
+                <w:szCs w:val="18"/>
+                <w:shd w:val="clear" w:color="auto" w:fill="FFFFFF"/>
+                <w:lang w:eastAsia="en-GB"/>
+                <w14:ligatures w14:val="none"/>
+              </w:rPr>
+              <w:t>1</w:t>
+            </w:r>
+            <w:r>
+              <w:rPr>
+                <w:rFonts w:ascii="Calibri" w:eastAsia="Times New Roman" w:hAnsi="Calibri" w:cs="Calibri"/>
+                <w:color w:val="333333"/>
+                <w:kern w:val="0"/>
+                <w:sz w:val="18"/>
+                <w:szCs w:val="18"/>
+                <w:shd w:val="clear" w:color="auto" w:fill="FFFFFF"/>
+                <w:lang w:eastAsia="en-GB"/>
+                <w14:ligatures w14:val="none"/>
+              </w:rPr>
+              <w:t>8</w:t>
+            </w:r>
+            <w:r>
+              <w:rPr>
+                <w:rFonts w:ascii="Calibri" w:eastAsia="Times New Roman" w:hAnsi="Calibri" w:cs="Calibri"/>
+                <w:color w:val="333333"/>
+                <w:kern w:val="0"/>
+                <w:sz w:val="18"/>
+                <w:szCs w:val="18"/>
+                <w:shd w:val="clear" w:color="auto" w:fill="FFFFFF"/>
+                <w:lang w:eastAsia="en-GB"/>
+                <w14:ligatures w14:val="none"/>
+              </w:rPr>
+              <w:t xml:space="preserve"> (4</w:t>
+            </w:r>
+            <w:r>
+              <w:rPr>
+                <w:rFonts w:ascii="Calibri" w:eastAsia="Times New Roman" w:hAnsi="Calibri" w:cs="Calibri"/>
+                <w:color w:val="333333"/>
+                <w:kern w:val="0"/>
+                <w:sz w:val="18"/>
+                <w:szCs w:val="18"/>
+                <w:shd w:val="clear" w:color="auto" w:fill="FFFFFF"/>
+                <w:lang w:eastAsia="en-GB"/>
+                <w14:ligatures w14:val="none"/>
+              </w:rPr>
+              <w:t>2</w:t>
+            </w:r>
+            <w:r>
+              <w:rPr>
+                <w:rFonts w:ascii="Calibri" w:eastAsia="Times New Roman" w:hAnsi="Calibri" w:cs="Calibri"/>
+                <w:color w:val="333333"/>
+                <w:kern w:val="0"/>
+                <w:sz w:val="18"/>
+                <w:szCs w:val="18"/>
+                <w:shd w:val="clear" w:color="auto" w:fill="FFFFFF"/>
+                <w:lang w:eastAsia="en-GB"/>
+                <w14:ligatures w14:val="none"/>
+              </w:rPr>
+              <w:t>%)  </w:t>
             </w:r>
           </w:p>
         </w:tc>
@@ -1002,7 +1660,60 @@
                 <w:lang w:eastAsia="en-GB"/>
                 <w14:ligatures w14:val="none"/>
               </w:rPr>
-              <w:t xml:space="preserve">7 (8.5%)  </w:t>
+              <w:t>7 (</w:t>
+            </w:r>
+            <w:r>
+              <w:rPr>
+                <w:rFonts w:ascii="Calibri" w:eastAsia="Times New Roman" w:hAnsi="Calibri" w:cs="Calibri"/>
+                <w:color w:val="333333"/>
+                <w:kern w:val="0"/>
+                <w:sz w:val="18"/>
+                <w:szCs w:val="18"/>
+                <w:shd w:val="clear" w:color="auto" w:fill="FFFFFF"/>
+                <w:lang w:eastAsia="en-GB"/>
+                <w14:ligatures w14:val="none"/>
+              </w:rPr>
+              <w:t>6</w:t>
+            </w:r>
+            <w:r>
+              <w:rPr>
+                <w:rFonts w:ascii="Calibri" w:eastAsia="Times New Roman" w:hAnsi="Calibri" w:cs="Calibri"/>
+                <w:color w:val="333333"/>
+                <w:kern w:val="0"/>
+                <w:sz w:val="18"/>
+                <w:szCs w:val="18"/>
+                <w:shd w:val="clear" w:color="auto" w:fill="FFFFFF"/>
+                <w:lang w:eastAsia="en-GB"/>
+                <w14:ligatures w14:val="none"/>
+              </w:rPr>
+              <w:t>.</w:t>
+            </w:r>
+            <w:r>
+              <w:rPr>
+                <w:rFonts w:ascii="Calibri" w:eastAsia="Times New Roman" w:hAnsi="Calibri" w:cs="Calibri"/>
+                <w:color w:val="333333"/>
+                <w:kern w:val="0"/>
+                <w:sz w:val="18"/>
+                <w:szCs w:val="18"/>
+                <w:shd w:val="clear" w:color="auto" w:fill="FFFFFF"/>
+                <w:lang w:eastAsia="en-GB"/>
+                <w14:ligatures w14:val="none"/>
+              </w:rPr>
+              <w:t>9</w:t>
+            </w:r>
+            <w:proofErr w:type="gramStart"/>
+            <w:r>
+              <w:rPr>
+                <w:rFonts w:ascii="Calibri" w:eastAsia="Times New Roman" w:hAnsi="Calibri" w:cs="Calibri"/>
+                <w:color w:val="333333"/>
+                <w:kern w:val="0"/>
+                <w:sz w:val="18"/>
+                <w:szCs w:val="18"/>
+                <w:shd w:val="clear" w:color="auto" w:fill="FFFFFF"/>
+                <w:lang w:eastAsia="en-GB"/>
+                <w14:ligatures w14:val="none"/>
+              </w:rPr>
+              <w:t xml:space="preserve">%)  </w:t>
             </w:r>
             <w:r>
               <w:rPr>
@@ -1017,18 +1728,71 @@
               </w:rPr>
               <w:t xml:space="preserve"> </w:t>
             </w:r>
-            <w:r>
-              <w:rPr>
-                <w:rFonts w:ascii="Calibri" w:eastAsia="Times New Roman" w:hAnsi="Calibri" w:cs="Calibri"/>
-                <w:color w:val="333333"/>
-                <w:kern w:val="0"/>
-                <w:sz w:val="18"/>
-                <w:szCs w:val="18"/>
-                <w:shd w:val="clear" w:color="auto" w:fill="FFFFFF"/>
-                <w:lang w:eastAsia="en-GB"/>
-                <w14:ligatures w14:val="none"/>
-              </w:rPr>
-              <w:t>| 15 (18%)</w:t>
+            <w:proofErr w:type="gramEnd"/>
+            <w:r>
+              <w:rPr>
+                <w:rFonts w:ascii="Calibri" w:eastAsia="Times New Roman" w:hAnsi="Calibri" w:cs="Calibri"/>
+                <w:color w:val="333333"/>
+                <w:kern w:val="0"/>
+                <w:sz w:val="18"/>
+                <w:szCs w:val="18"/>
+                <w:shd w:val="clear" w:color="auto" w:fill="FFFFFF"/>
+                <w:lang w:eastAsia="en-GB"/>
+                <w14:ligatures w14:val="none"/>
+              </w:rPr>
+              <w:t>| 1</w:t>
+            </w:r>
+            <w:r>
+              <w:rPr>
+                <w:rFonts w:ascii="Calibri" w:eastAsia="Times New Roman" w:hAnsi="Calibri" w:cs="Calibri"/>
+                <w:color w:val="333333"/>
+                <w:kern w:val="0"/>
+                <w:sz w:val="18"/>
+                <w:szCs w:val="18"/>
+                <w:shd w:val="clear" w:color="auto" w:fill="FFFFFF"/>
+                <w:lang w:eastAsia="en-GB"/>
+                <w14:ligatures w14:val="none"/>
+              </w:rPr>
+              <w:t>6</w:t>
+            </w:r>
+            <w:r>
+              <w:rPr>
+                <w:rFonts w:ascii="Calibri" w:eastAsia="Times New Roman" w:hAnsi="Calibri" w:cs="Calibri"/>
+                <w:color w:val="333333"/>
+                <w:kern w:val="0"/>
+                <w:sz w:val="18"/>
+                <w:szCs w:val="18"/>
+                <w:shd w:val="clear" w:color="auto" w:fill="FFFFFF"/>
+                <w:lang w:eastAsia="en-GB"/>
+                <w14:ligatures w14:val="none"/>
+              </w:rPr>
+              <w:t xml:space="preserve"> (</w:t>
+            </w:r>
+            <w:r>
+              <w:rPr>
+                <w:rFonts w:ascii="Calibri" w:eastAsia="Times New Roman" w:hAnsi="Calibri" w:cs="Calibri"/>
+                <w:color w:val="333333"/>
+                <w:kern w:val="0"/>
+                <w:sz w:val="18"/>
+                <w:szCs w:val="18"/>
+                <w:shd w:val="clear" w:color="auto" w:fill="FFFFFF"/>
+                <w:lang w:eastAsia="en-GB"/>
+                <w14:ligatures w14:val="none"/>
+              </w:rPr>
+              <w:t>16</w:t>
+            </w:r>
+            <w:r>
+              <w:rPr>
+                <w:rFonts w:ascii="Calibri" w:eastAsia="Times New Roman" w:hAnsi="Calibri" w:cs="Calibri"/>
+                <w:color w:val="333333"/>
+                <w:kern w:val="0"/>
+                <w:sz w:val="18"/>
+                <w:szCs w:val="18"/>
+                <w:shd w:val="clear" w:color="auto" w:fill="FFFFFF"/>
+                <w:lang w:eastAsia="en-GB"/>
+                <w14:ligatures w14:val="none"/>
+              </w:rPr>
+              <w:t>%)</w:t>
             </w:r>
           </w:p>
         </w:tc>
@@ -1069,7 +1833,60 @@
                 <w:lang w:eastAsia="en-GB"/>
                 <w14:ligatures w14:val="none"/>
               </w:rPr>
-              <w:t xml:space="preserve">13 (36%) </w:t>
+              <w:t>1</w:t>
+            </w:r>
+            <w:r>
+              <w:rPr>
+                <w:rFonts w:ascii="Calibri" w:eastAsia="Times New Roman" w:hAnsi="Calibri" w:cs="Calibri"/>
+                <w:color w:val="333333"/>
+                <w:kern w:val="0"/>
+                <w:sz w:val="18"/>
+                <w:szCs w:val="18"/>
+                <w:shd w:val="clear" w:color="auto" w:fill="FFFFFF"/>
+                <w:lang w:eastAsia="en-GB"/>
+                <w14:ligatures w14:val="none"/>
+              </w:rPr>
+              <w:t>5</w:t>
+            </w:r>
+            <w:r>
+              <w:rPr>
+                <w:rFonts w:ascii="Calibri" w:eastAsia="Times New Roman" w:hAnsi="Calibri" w:cs="Calibri"/>
+                <w:color w:val="333333"/>
+                <w:kern w:val="0"/>
+                <w:sz w:val="18"/>
+                <w:szCs w:val="18"/>
+                <w:shd w:val="clear" w:color="auto" w:fill="FFFFFF"/>
+                <w:lang w:eastAsia="en-GB"/>
+                <w14:ligatures w14:val="none"/>
+              </w:rPr>
+              <w:t xml:space="preserve"> (3</w:t>
+            </w:r>
+            <w:r>
+              <w:rPr>
+                <w:rFonts w:ascii="Calibri" w:eastAsia="Times New Roman" w:hAnsi="Calibri" w:cs="Calibri"/>
+                <w:color w:val="333333"/>
+                <w:kern w:val="0"/>
+                <w:sz w:val="18"/>
+                <w:szCs w:val="18"/>
+                <w:shd w:val="clear" w:color="auto" w:fill="FFFFFF"/>
+                <w:lang w:eastAsia="en-GB"/>
+                <w14:ligatures w14:val="none"/>
+              </w:rPr>
+              <w:t>5</w:t>
+            </w:r>
+            <w:proofErr w:type="gramStart"/>
+            <w:r>
+              <w:rPr>
+                <w:rFonts w:ascii="Calibri" w:eastAsia="Times New Roman" w:hAnsi="Calibri" w:cs="Calibri"/>
+                <w:color w:val="333333"/>
+                <w:kern w:val="0"/>
+                <w:sz w:val="18"/>
+                <w:szCs w:val="18"/>
+                <w:shd w:val="clear" w:color="auto" w:fill="FFFFFF"/>
+                <w:lang w:eastAsia="en-GB"/>
+                <w14:ligatures w14:val="none"/>
+              </w:rPr>
+              <w:t xml:space="preserve">%) </w:t>
             </w:r>
             <w:r>
               <w:rPr>
@@ -1095,7 +1912,73 @@
                 <w:lang w:eastAsia="en-GB"/>
                 <w14:ligatures w14:val="none"/>
               </w:rPr>
-              <w:t>| 14 (39%)</w:t>
+              <w:t>|</w:t>
+            </w:r>
+            <w:proofErr w:type="gramEnd"/>
+            <w:r>
+              <w:rPr>
+                <w:rFonts w:ascii="Calibri" w:eastAsia="Times New Roman" w:hAnsi="Calibri" w:cs="Calibri"/>
+                <w:color w:val="333333"/>
+                <w:kern w:val="0"/>
+                <w:sz w:val="18"/>
+                <w:szCs w:val="18"/>
+                <w:shd w:val="clear" w:color="auto" w:fill="FFFFFF"/>
+                <w:lang w:eastAsia="en-GB"/>
+                <w14:ligatures w14:val="none"/>
+              </w:rPr>
+              <w:t xml:space="preserve"> 1</w:t>
+            </w:r>
+            <w:r>
+              <w:rPr>
+                <w:rFonts w:ascii="Calibri" w:eastAsia="Times New Roman" w:hAnsi="Calibri" w:cs="Calibri"/>
+                <w:color w:val="333333"/>
+                <w:kern w:val="0"/>
+                <w:sz w:val="18"/>
+                <w:szCs w:val="18"/>
+                <w:shd w:val="clear" w:color="auto" w:fill="FFFFFF"/>
+                <w:lang w:eastAsia="en-GB"/>
+                <w14:ligatures w14:val="none"/>
+              </w:rPr>
+              <w:t>6</w:t>
+            </w:r>
+            <w:r>
+              <w:rPr>
+                <w:rFonts w:ascii="Calibri" w:eastAsia="Times New Roman" w:hAnsi="Calibri" w:cs="Calibri"/>
+                <w:color w:val="333333"/>
+                <w:kern w:val="0"/>
+                <w:sz w:val="18"/>
+                <w:szCs w:val="18"/>
+                <w:shd w:val="clear" w:color="auto" w:fill="FFFFFF"/>
+                <w:lang w:eastAsia="en-GB"/>
+                <w14:ligatures w14:val="none"/>
+              </w:rPr>
+              <w:t xml:space="preserve"> (3</w:t>
+            </w:r>
+            <w:r>
+              <w:rPr>
+                <w:rFonts w:ascii="Calibri" w:eastAsia="Times New Roman" w:hAnsi="Calibri" w:cs="Calibri"/>
+                <w:color w:val="333333"/>
+                <w:kern w:val="0"/>
+                <w:sz w:val="18"/>
+                <w:szCs w:val="18"/>
+                <w:shd w:val="clear" w:color="auto" w:fill="FFFFFF"/>
+                <w:lang w:eastAsia="en-GB"/>
+                <w14:ligatures w14:val="none"/>
+              </w:rPr>
+              <w:t>7</w:t>
+            </w:r>
+            <w:r>
+              <w:rPr>
+                <w:rFonts w:ascii="Calibri" w:eastAsia="Times New Roman" w:hAnsi="Calibri" w:cs="Calibri"/>
+                <w:color w:val="333333"/>
+                <w:kern w:val="0"/>
+                <w:sz w:val="18"/>
+                <w:szCs w:val="18"/>
+                <w:shd w:val="clear" w:color="auto" w:fill="FFFFFF"/>
+                <w:lang w:eastAsia="en-GB"/>
+                <w14:ligatures w14:val="none"/>
+              </w:rPr>
+              <w:t>%)</w:t>
             </w:r>
           </w:p>
         </w:tc>
@@ -1179,7 +2062,73 @@
                 <w:lang w:eastAsia="en-GB"/>
                 <w14:ligatures w14:val="none"/>
               </w:rPr>
-              <w:t xml:space="preserve">3 (3.7%) </w:t>
+              <w:t>5</w:t>
+            </w:r>
+            <w:r>
+              <w:rPr>
+                <w:rFonts w:ascii="Calibri" w:eastAsia="Times New Roman" w:hAnsi="Calibri" w:cs="Calibri"/>
+                <w:color w:val="333333"/>
+                <w:kern w:val="0"/>
+                <w:sz w:val="18"/>
+                <w:szCs w:val="18"/>
+                <w:shd w:val="clear" w:color="auto" w:fill="FFFFFF"/>
+                <w:lang w:eastAsia="en-GB"/>
+                <w14:ligatures w14:val="none"/>
+              </w:rPr>
+              <w:t xml:space="preserve"> (</w:t>
+            </w:r>
+            <w:r>
+              <w:rPr>
+                <w:rFonts w:ascii="Calibri" w:eastAsia="Times New Roman" w:hAnsi="Calibri" w:cs="Calibri"/>
+                <w:color w:val="333333"/>
+                <w:kern w:val="0"/>
+                <w:sz w:val="18"/>
+                <w:szCs w:val="18"/>
+                <w:shd w:val="clear" w:color="auto" w:fill="FFFFFF"/>
+                <w:lang w:eastAsia="en-GB"/>
+                <w14:ligatures w14:val="none"/>
+              </w:rPr>
+              <w:t>5</w:t>
+            </w:r>
+            <w:r>
+              <w:rPr>
+                <w:rFonts w:ascii="Calibri" w:eastAsia="Times New Roman" w:hAnsi="Calibri" w:cs="Calibri"/>
+                <w:color w:val="333333"/>
+                <w:kern w:val="0"/>
+                <w:sz w:val="18"/>
+                <w:szCs w:val="18"/>
+                <w:shd w:val="clear" w:color="auto" w:fill="FFFFFF"/>
+                <w:lang w:eastAsia="en-GB"/>
+                <w14:ligatures w14:val="none"/>
+              </w:rPr>
+              <w:t>.</w:t>
+            </w:r>
+            <w:r>
+              <w:rPr>
+                <w:rFonts w:ascii="Calibri" w:eastAsia="Times New Roman" w:hAnsi="Calibri" w:cs="Calibri"/>
+                <w:color w:val="333333"/>
+                <w:kern w:val="0"/>
+                <w:sz w:val="18"/>
+                <w:szCs w:val="18"/>
+                <w:shd w:val="clear" w:color="auto" w:fill="FFFFFF"/>
+                <w:lang w:eastAsia="en-GB"/>
+                <w14:ligatures w14:val="none"/>
+              </w:rPr>
+              <w:t>0</w:t>
+            </w:r>
+            <w:proofErr w:type="gramStart"/>
+            <w:r>
+              <w:rPr>
+                <w:rFonts w:ascii="Calibri" w:eastAsia="Times New Roman" w:hAnsi="Calibri" w:cs="Calibri"/>
+                <w:color w:val="333333"/>
+                <w:kern w:val="0"/>
+                <w:sz w:val="18"/>
+                <w:szCs w:val="18"/>
+                <w:shd w:val="clear" w:color="auto" w:fill="FFFFFF"/>
+                <w:lang w:eastAsia="en-GB"/>
+                <w14:ligatures w14:val="none"/>
+              </w:rPr>
+              <w:t xml:space="preserve">%) </w:t>
             </w:r>
             <w:r>
               <w:rPr>
@@ -1194,18 +2143,97 @@
               </w:rPr>
               <w:t xml:space="preserve">  </w:t>
             </w:r>
-            <w:r>
-              <w:rPr>
-                <w:rFonts w:ascii="Calibri" w:eastAsia="Times New Roman" w:hAnsi="Calibri" w:cs="Calibri"/>
-                <w:color w:val="333333"/>
-                <w:kern w:val="0"/>
-                <w:sz w:val="18"/>
-                <w:szCs w:val="18"/>
-                <w:shd w:val="clear" w:color="auto" w:fill="FFFFFF"/>
-                <w:lang w:eastAsia="en-GB"/>
-                <w14:ligatures w14:val="none"/>
-              </w:rPr>
-              <w:t>| 3 (3.7%) </w:t>
+            <w:proofErr w:type="gramEnd"/>
+            <w:r>
+              <w:rPr>
+                <w:rFonts w:ascii="Calibri" w:eastAsia="Times New Roman" w:hAnsi="Calibri" w:cs="Calibri"/>
+                <w:color w:val="333333"/>
+                <w:kern w:val="0"/>
+                <w:sz w:val="18"/>
+                <w:szCs w:val="18"/>
+                <w:shd w:val="clear" w:color="auto" w:fill="FFFFFF"/>
+                <w:lang w:eastAsia="en-GB"/>
+                <w14:ligatures w14:val="none"/>
+              </w:rPr>
+              <w:t xml:space="preserve">| </w:t>
+            </w:r>
+            <w:r>
+              <w:rPr>
+                <w:rFonts w:ascii="Calibri" w:eastAsia="Times New Roman" w:hAnsi="Calibri" w:cs="Calibri"/>
+                <w:color w:val="333333"/>
+                <w:kern w:val="0"/>
+                <w:sz w:val="18"/>
+                <w:szCs w:val="18"/>
+                <w:shd w:val="clear" w:color="auto" w:fill="FFFFFF"/>
+                <w:lang w:eastAsia="en-GB"/>
+                <w14:ligatures w14:val="none"/>
+              </w:rPr>
+              <w:t>5</w:t>
+            </w:r>
+            <w:r>
+              <w:rPr>
+                <w:rFonts w:ascii="Calibri" w:eastAsia="Times New Roman" w:hAnsi="Calibri" w:cs="Calibri"/>
+                <w:color w:val="333333"/>
+                <w:kern w:val="0"/>
+                <w:sz w:val="18"/>
+                <w:szCs w:val="18"/>
+                <w:shd w:val="clear" w:color="auto" w:fill="FFFFFF"/>
+                <w:lang w:eastAsia="en-GB"/>
+                <w14:ligatures w14:val="none"/>
+              </w:rPr>
+              <w:t xml:space="preserve"> (</w:t>
+            </w:r>
+            <w:r>
+              <w:rPr>
+                <w:rFonts w:ascii="Calibri" w:eastAsia="Times New Roman" w:hAnsi="Calibri" w:cs="Calibri"/>
+                <w:color w:val="333333"/>
+                <w:kern w:val="0"/>
+                <w:sz w:val="18"/>
+                <w:szCs w:val="18"/>
+                <w:shd w:val="clear" w:color="auto" w:fill="FFFFFF"/>
+                <w:lang w:eastAsia="en-GB"/>
+                <w14:ligatures w14:val="none"/>
+              </w:rPr>
+              <w:t>5</w:t>
+            </w:r>
+            <w:r>
+              <w:rPr>
+                <w:rFonts w:ascii="Calibri" w:eastAsia="Times New Roman" w:hAnsi="Calibri" w:cs="Calibri"/>
+                <w:color w:val="333333"/>
+                <w:kern w:val="0"/>
+                <w:sz w:val="18"/>
+                <w:szCs w:val="18"/>
+                <w:shd w:val="clear" w:color="auto" w:fill="FFFFFF"/>
+                <w:lang w:eastAsia="en-GB"/>
+                <w14:ligatures w14:val="none"/>
+              </w:rPr>
+              <w:t>.</w:t>
+            </w:r>
+            <w:r>
+              <w:rPr>
+                <w:rFonts w:ascii="Calibri" w:eastAsia="Times New Roman" w:hAnsi="Calibri" w:cs="Calibri"/>
+                <w:color w:val="333333"/>
+                <w:kern w:val="0"/>
+                <w:sz w:val="18"/>
+                <w:szCs w:val="18"/>
+                <w:shd w:val="clear" w:color="auto" w:fill="FFFFFF"/>
+                <w:lang w:eastAsia="en-GB"/>
+                <w14:ligatures w14:val="none"/>
+              </w:rPr>
+              <w:t>0</w:t>
+            </w:r>
+            <w:r>
+              <w:rPr>
+                <w:rFonts w:ascii="Calibri" w:eastAsia="Times New Roman" w:hAnsi="Calibri" w:cs="Calibri"/>
+                <w:color w:val="333333"/>
+                <w:kern w:val="0"/>
+                <w:sz w:val="18"/>
+                <w:szCs w:val="18"/>
+                <w:shd w:val="clear" w:color="auto" w:fill="FFFFFF"/>
+                <w:lang w:eastAsia="en-GB"/>
+                <w14:ligatures w14:val="none"/>
+              </w:rPr>
+              <w:t>%) </w:t>
             </w:r>
           </w:p>
         </w:tc>
@@ -1455,7 +2483,46 @@
                 <w:lang w:eastAsia="en-GB"/>
                 <w14:ligatures w14:val="none"/>
               </w:rPr>
-              <w:t>46 (56%)</w:t>
+              <w:t>64</w:t>
+            </w:r>
+            <w:r>
+              <w:rPr>
+                <w:rFonts w:ascii="Calibri" w:eastAsia="Times New Roman" w:hAnsi="Calibri" w:cs="Calibri"/>
+                <w:color w:val="333333"/>
+                <w:kern w:val="0"/>
+                <w:sz w:val="18"/>
+                <w:szCs w:val="18"/>
+                <w:shd w:val="clear" w:color="auto" w:fill="FFFFFF"/>
+                <w:lang w:eastAsia="en-GB"/>
+                <w14:ligatures w14:val="none"/>
+              </w:rPr>
+              <w:t xml:space="preserve"> (</w:t>
+            </w:r>
+            <w:r>
+              <w:rPr>
+                <w:rFonts w:ascii="Calibri" w:eastAsia="Times New Roman" w:hAnsi="Calibri" w:cs="Calibri"/>
+                <w:color w:val="333333"/>
+                <w:kern w:val="0"/>
+                <w:sz w:val="18"/>
+                <w:szCs w:val="18"/>
+                <w:shd w:val="clear" w:color="auto" w:fill="FFFFFF"/>
+                <w:lang w:eastAsia="en-GB"/>
+                <w14:ligatures w14:val="none"/>
+              </w:rPr>
+              <w:t>63</w:t>
+            </w:r>
+            <w:r>
+              <w:rPr>
+                <w:rFonts w:ascii="Calibri" w:eastAsia="Times New Roman" w:hAnsi="Calibri" w:cs="Calibri"/>
+                <w:color w:val="333333"/>
+                <w:kern w:val="0"/>
+                <w:sz w:val="18"/>
+                <w:szCs w:val="18"/>
+                <w:shd w:val="clear" w:color="auto" w:fill="FFFFFF"/>
+                <w:lang w:eastAsia="en-GB"/>
+                <w14:ligatures w14:val="none"/>
+              </w:rPr>
+              <w:t>%)</w:t>
             </w:r>
           </w:p>
         </w:tc>
@@ -1580,7 +2647,33 @@
                 <w:lang w:eastAsia="en-GB"/>
                 <w14:ligatures w14:val="none"/>
               </w:rPr>
-              <w:t>5 (6.1%)</w:t>
+              <w:t>5 (</w:t>
+            </w:r>
+            <w:r>
+              <w:rPr>
+                <w:rFonts w:ascii="Calibri" w:eastAsia="Times New Roman" w:hAnsi="Calibri" w:cs="Calibri"/>
+                <w:color w:val="333333"/>
+                <w:kern w:val="0"/>
+                <w:sz w:val="18"/>
+                <w:szCs w:val="18"/>
+                <w:shd w:val="clear" w:color="auto" w:fill="FFFFFF"/>
+                <w:lang w:eastAsia="en-GB"/>
+                <w14:ligatures w14:val="none"/>
+              </w:rPr>
+              <w:t>5.0</w:t>
+            </w:r>
+            <w:r>
+              <w:rPr>
+                <w:rFonts w:ascii="Calibri" w:eastAsia="Times New Roman" w:hAnsi="Calibri" w:cs="Calibri"/>
+                <w:color w:val="333333"/>
+                <w:kern w:val="0"/>
+                <w:sz w:val="18"/>
+                <w:szCs w:val="18"/>
+                <w:shd w:val="clear" w:color="auto" w:fill="FFFFFF"/>
+                <w:lang w:eastAsia="en-GB"/>
+                <w14:ligatures w14:val="none"/>
+              </w:rPr>
+              <w:t>%)</w:t>
             </w:r>
           </w:p>
         </w:tc>
@@ -1705,7 +2798,33 @@
                 <w:lang w:eastAsia="en-GB"/>
                 <w14:ligatures w14:val="none"/>
               </w:rPr>
-              <w:t>25 (30%)</w:t>
+              <w:t>25 (</w:t>
+            </w:r>
+            <w:r>
+              <w:rPr>
+                <w:rFonts w:ascii="Calibri" w:eastAsia="Times New Roman" w:hAnsi="Calibri" w:cs="Calibri"/>
+                <w:color w:val="333333"/>
+                <w:kern w:val="0"/>
+                <w:sz w:val="18"/>
+                <w:szCs w:val="18"/>
+                <w:shd w:val="clear" w:color="auto" w:fill="FFFFFF"/>
+                <w:lang w:eastAsia="en-GB"/>
+                <w14:ligatures w14:val="none"/>
+              </w:rPr>
+              <w:t>25</w:t>
+            </w:r>
+            <w:r>
+              <w:rPr>
+                <w:rFonts w:ascii="Calibri" w:eastAsia="Times New Roman" w:hAnsi="Calibri" w:cs="Calibri"/>
+                <w:color w:val="333333"/>
+                <w:kern w:val="0"/>
+                <w:sz w:val="18"/>
+                <w:szCs w:val="18"/>
+                <w:shd w:val="clear" w:color="auto" w:fill="FFFFFF"/>
+                <w:lang w:eastAsia="en-GB"/>
+                <w14:ligatures w14:val="none"/>
+              </w:rPr>
+              <w:t>%)</w:t>
             </w:r>
           </w:p>
         </w:tc>
@@ -1830,7 +2949,72 @@
                 <w:lang w:eastAsia="en-GB"/>
                 <w14:ligatures w14:val="none"/>
               </w:rPr>
-              <w:t>6 (7.3%)</w:t>
+              <w:t>7</w:t>
+            </w:r>
+            <w:r>
+              <w:rPr>
+                <w:rFonts w:ascii="Calibri" w:eastAsia="Times New Roman" w:hAnsi="Calibri" w:cs="Calibri"/>
+                <w:color w:val="333333"/>
+                <w:kern w:val="0"/>
+                <w:sz w:val="18"/>
+                <w:szCs w:val="18"/>
+                <w:shd w:val="clear" w:color="auto" w:fill="FFFFFF"/>
+                <w:lang w:eastAsia="en-GB"/>
+                <w14:ligatures w14:val="none"/>
+              </w:rPr>
+              <w:t xml:space="preserve"> (</w:t>
+            </w:r>
+            <w:r>
+              <w:rPr>
+                <w:rFonts w:ascii="Calibri" w:eastAsia="Times New Roman" w:hAnsi="Calibri" w:cs="Calibri"/>
+                <w:color w:val="333333"/>
+                <w:kern w:val="0"/>
+                <w:sz w:val="18"/>
+                <w:szCs w:val="18"/>
+                <w:shd w:val="clear" w:color="auto" w:fill="FFFFFF"/>
+                <w:lang w:eastAsia="en-GB"/>
+                <w14:ligatures w14:val="none"/>
+              </w:rPr>
+              <w:t>6</w:t>
+            </w:r>
+            <w:r>
+              <w:rPr>
+                <w:rFonts w:ascii="Calibri" w:eastAsia="Times New Roman" w:hAnsi="Calibri" w:cs="Calibri"/>
+                <w:color w:val="333333"/>
+                <w:kern w:val="0"/>
+                <w:sz w:val="18"/>
+                <w:szCs w:val="18"/>
+                <w:shd w:val="clear" w:color="auto" w:fill="FFFFFF"/>
+                <w:lang w:eastAsia="en-GB"/>
+                <w14:ligatures w14:val="none"/>
+              </w:rPr>
+              <w:t>.</w:t>
+            </w:r>
+            <w:r>
+              <w:rPr>
+                <w:rFonts w:ascii="Calibri" w:eastAsia="Times New Roman" w:hAnsi="Calibri" w:cs="Calibri"/>
+                <w:color w:val="333333"/>
+                <w:kern w:val="0"/>
+                <w:sz w:val="18"/>
+                <w:szCs w:val="18"/>
+                <w:shd w:val="clear" w:color="auto" w:fill="FFFFFF"/>
+                <w:lang w:eastAsia="en-GB"/>
+                <w14:ligatures w14:val="none"/>
+              </w:rPr>
+              <w:t>9</w:t>
+            </w:r>
+            <w:r>
+              <w:rPr>
+                <w:rFonts w:ascii="Calibri" w:eastAsia="Times New Roman" w:hAnsi="Calibri" w:cs="Calibri"/>
+                <w:color w:val="333333"/>
+                <w:kern w:val="0"/>
+                <w:sz w:val="18"/>
+                <w:szCs w:val="18"/>
+                <w:shd w:val="clear" w:color="auto" w:fill="FFFFFF"/>
+                <w:lang w:eastAsia="en-GB"/>
+                <w14:ligatures w14:val="none"/>
+              </w:rPr>
+              <w:t>%)</w:t>
             </w:r>
           </w:p>
         </w:tc>
@@ -2054,7 +3238,59 @@
                 <w:lang w:eastAsia="en-GB"/>
                 <w14:ligatures w14:val="none"/>
               </w:rPr>
-              <w:t>20 (24%)</w:t>
+              <w:t>2</w:t>
+            </w:r>
+            <w:r>
+              <w:rPr>
+                <w:rFonts w:ascii="Calibri" w:eastAsia="Times New Roman" w:hAnsi="Calibri" w:cs="Calibri"/>
+                <w:color w:val="333333"/>
+                <w:kern w:val="0"/>
+                <w:sz w:val="18"/>
+                <w:szCs w:val="18"/>
+                <w:shd w:val="clear" w:color="auto" w:fill="FFFFFF"/>
+                <w:lang w:eastAsia="en-GB"/>
+                <w14:ligatures w14:val="none"/>
+              </w:rPr>
+              <w:t>1</w:t>
+            </w:r>
+            <w:r>
+              <w:rPr>
+                <w:rFonts w:ascii="Calibri" w:eastAsia="Times New Roman" w:hAnsi="Calibri" w:cs="Calibri"/>
+                <w:color w:val="333333"/>
+                <w:kern w:val="0"/>
+                <w:sz w:val="18"/>
+                <w:szCs w:val="18"/>
+                <w:shd w:val="clear" w:color="auto" w:fill="FFFFFF"/>
+                <w:lang w:eastAsia="en-GB"/>
+                <w14:ligatures w14:val="none"/>
+              </w:rPr>
+              <w:t xml:space="preserve"> (2</w:t>
+            </w:r>
+            <w:r>
+              <w:rPr>
+                <w:rFonts w:ascii="Calibri" w:eastAsia="Times New Roman" w:hAnsi="Calibri" w:cs="Calibri"/>
+                <w:color w:val="333333"/>
+                <w:kern w:val="0"/>
+                <w:sz w:val="18"/>
+                <w:szCs w:val="18"/>
+                <w:shd w:val="clear" w:color="auto" w:fill="FFFFFF"/>
+                <w:lang w:eastAsia="en-GB"/>
+                <w14:ligatures w14:val="none"/>
+              </w:rPr>
+              <w:t>1</w:t>
+            </w:r>
+            <w:r>
+              <w:rPr>
+                <w:rFonts w:ascii="Calibri" w:eastAsia="Times New Roman" w:hAnsi="Calibri" w:cs="Calibri"/>
+                <w:color w:val="333333"/>
+                <w:kern w:val="0"/>
+                <w:sz w:val="18"/>
+                <w:szCs w:val="18"/>
+                <w:shd w:val="clear" w:color="auto" w:fill="FFFFFF"/>
+                <w:lang w:eastAsia="en-GB"/>
+                <w14:ligatures w14:val="none"/>
+              </w:rPr>
+              <w:t>%)</w:t>
             </w:r>
           </w:p>
         </w:tc>
@@ -2179,7 +3415,33 @@
                 <w:lang w:eastAsia="en-GB"/>
                 <w14:ligatures w14:val="none"/>
               </w:rPr>
-              <w:t>9 (11%)</w:t>
+              <w:t>9 (</w:t>
+            </w:r>
+            <w:r>
+              <w:rPr>
+                <w:rFonts w:ascii="Calibri" w:eastAsia="Times New Roman" w:hAnsi="Calibri" w:cs="Calibri"/>
+                <w:color w:val="333333"/>
+                <w:kern w:val="0"/>
+                <w:sz w:val="18"/>
+                <w:szCs w:val="18"/>
+                <w:shd w:val="clear" w:color="auto" w:fill="FFFFFF"/>
+                <w:lang w:eastAsia="en-GB"/>
+                <w14:ligatures w14:val="none"/>
+              </w:rPr>
+              <w:t>8.9</w:t>
+            </w:r>
+            <w:r>
+              <w:rPr>
+                <w:rFonts w:ascii="Calibri" w:eastAsia="Times New Roman" w:hAnsi="Calibri" w:cs="Calibri"/>
+                <w:color w:val="333333"/>
+                <w:kern w:val="0"/>
+                <w:sz w:val="18"/>
+                <w:szCs w:val="18"/>
+                <w:shd w:val="clear" w:color="auto" w:fill="FFFFFF"/>
+                <w:lang w:eastAsia="en-GB"/>
+                <w14:ligatures w14:val="none"/>
+              </w:rPr>
+              <w:t>%)</w:t>
             </w:r>
           </w:p>
         </w:tc>
@@ -2304,7 +3566,33 @@
                 <w:lang w:eastAsia="en-GB"/>
                 <w14:ligatures w14:val="none"/>
               </w:rPr>
-              <w:t>11 (13%)</w:t>
+              <w:t>11 (1</w:t>
+            </w:r>
+            <w:r>
+              <w:rPr>
+                <w:rFonts w:ascii="Calibri" w:eastAsia="Times New Roman" w:hAnsi="Calibri" w:cs="Calibri"/>
+                <w:color w:val="333333"/>
+                <w:kern w:val="0"/>
+                <w:sz w:val="18"/>
+                <w:szCs w:val="18"/>
+                <w:shd w:val="clear" w:color="auto" w:fill="FFFFFF"/>
+                <w:lang w:eastAsia="en-GB"/>
+                <w14:ligatures w14:val="none"/>
+              </w:rPr>
+              <w:t>1</w:t>
+            </w:r>
+            <w:r>
+              <w:rPr>
+                <w:rFonts w:ascii="Calibri" w:eastAsia="Times New Roman" w:hAnsi="Calibri" w:cs="Calibri"/>
+                <w:color w:val="333333"/>
+                <w:kern w:val="0"/>
+                <w:sz w:val="18"/>
+                <w:szCs w:val="18"/>
+                <w:shd w:val="clear" w:color="auto" w:fill="FFFFFF"/>
+                <w:lang w:eastAsia="en-GB"/>
+                <w14:ligatures w14:val="none"/>
+              </w:rPr>
+              <w:t>%)</w:t>
             </w:r>
           </w:p>
         </w:tc>
@@ -2429,7 +3717,46 @@
                 <w:lang w:eastAsia="en-GB"/>
                 <w14:ligatures w14:val="none"/>
               </w:rPr>
-              <w:t>42 (51%)</w:t>
+              <w:t>60</w:t>
+            </w:r>
+            <w:r>
+              <w:rPr>
+                <w:rFonts w:ascii="Calibri" w:eastAsia="Times New Roman" w:hAnsi="Calibri" w:cs="Calibri"/>
+                <w:color w:val="333333"/>
+                <w:kern w:val="0"/>
+                <w:sz w:val="18"/>
+                <w:szCs w:val="18"/>
+                <w:shd w:val="clear" w:color="auto" w:fill="FFFFFF"/>
+                <w:lang w:eastAsia="en-GB"/>
+                <w14:ligatures w14:val="none"/>
+              </w:rPr>
+              <w:t xml:space="preserve"> (5</w:t>
+            </w:r>
+            <w:r>
+              <w:rPr>
+                <w:rFonts w:ascii="Calibri" w:eastAsia="Times New Roman" w:hAnsi="Calibri" w:cs="Calibri"/>
+                <w:color w:val="333333"/>
+                <w:kern w:val="0"/>
+                <w:sz w:val="18"/>
+                <w:szCs w:val="18"/>
+                <w:shd w:val="clear" w:color="auto" w:fill="FFFFFF"/>
+                <w:lang w:eastAsia="en-GB"/>
+                <w14:ligatures w14:val="none"/>
+              </w:rPr>
+              <w:t>9</w:t>
+            </w:r>
+            <w:r>
+              <w:rPr>
+                <w:rFonts w:ascii="Calibri" w:eastAsia="Times New Roman" w:hAnsi="Calibri" w:cs="Calibri"/>
+                <w:color w:val="333333"/>
+                <w:kern w:val="0"/>
+                <w:sz w:val="18"/>
+                <w:szCs w:val="18"/>
+                <w:shd w:val="clear" w:color="auto" w:fill="FFFFFF"/>
+                <w:lang w:eastAsia="en-GB"/>
+                <w14:ligatures w14:val="none"/>
+              </w:rPr>
+              <w:t>%)</w:t>
             </w:r>
           </w:p>
         </w:tc>
@@ -2653,7 +3980,46 @@
                 <w:lang w:eastAsia="en-GB"/>
                 <w14:ligatures w14:val="none"/>
               </w:rPr>
-              <w:t>57 (70%)</w:t>
+              <w:t>72</w:t>
+            </w:r>
+            <w:r>
+              <w:rPr>
+                <w:rFonts w:ascii="Calibri" w:eastAsia="Times New Roman" w:hAnsi="Calibri" w:cs="Calibri"/>
+                <w:color w:val="333333"/>
+                <w:kern w:val="0"/>
+                <w:sz w:val="18"/>
+                <w:szCs w:val="18"/>
+                <w:shd w:val="clear" w:color="auto" w:fill="FFFFFF"/>
+                <w:lang w:eastAsia="en-GB"/>
+                <w14:ligatures w14:val="none"/>
+              </w:rPr>
+              <w:t xml:space="preserve"> (7</w:t>
+            </w:r>
+            <w:r>
+              <w:rPr>
+                <w:rFonts w:ascii="Calibri" w:eastAsia="Times New Roman" w:hAnsi="Calibri" w:cs="Calibri"/>
+                <w:color w:val="333333"/>
+                <w:kern w:val="0"/>
+                <w:sz w:val="18"/>
+                <w:szCs w:val="18"/>
+                <w:shd w:val="clear" w:color="auto" w:fill="FFFFFF"/>
+                <w:lang w:eastAsia="en-GB"/>
+                <w14:ligatures w14:val="none"/>
+              </w:rPr>
+              <w:t>1</w:t>
+            </w:r>
+            <w:r>
+              <w:rPr>
+                <w:rFonts w:ascii="Calibri" w:eastAsia="Times New Roman" w:hAnsi="Calibri" w:cs="Calibri"/>
+                <w:color w:val="333333"/>
+                <w:kern w:val="0"/>
+                <w:sz w:val="18"/>
+                <w:szCs w:val="18"/>
+                <w:shd w:val="clear" w:color="auto" w:fill="FFFFFF"/>
+                <w:lang w:eastAsia="en-GB"/>
+                <w14:ligatures w14:val="none"/>
+              </w:rPr>
+              <w:t>%)</w:t>
             </w:r>
           </w:p>
         </w:tc>
@@ -2694,7 +4060,46 @@
                 <w:lang w:eastAsia="en-GB"/>
                 <w14:ligatures w14:val="none"/>
               </w:rPr>
-              <w:t>4 (18%)</w:t>
+              <w:t>5</w:t>
+            </w:r>
+            <w:r>
+              <w:rPr>
+                <w:rFonts w:ascii="Calibri" w:eastAsia="Times New Roman" w:hAnsi="Calibri" w:cs="Calibri"/>
+                <w:color w:val="333333"/>
+                <w:kern w:val="0"/>
+                <w:sz w:val="18"/>
+                <w:szCs w:val="18"/>
+                <w:shd w:val="clear" w:color="auto" w:fill="FFFFFF"/>
+                <w:lang w:eastAsia="en-GB"/>
+                <w14:ligatures w14:val="none"/>
+              </w:rPr>
+              <w:t xml:space="preserve"> (1</w:t>
+            </w:r>
+            <w:r>
+              <w:rPr>
+                <w:rFonts w:ascii="Calibri" w:eastAsia="Times New Roman" w:hAnsi="Calibri" w:cs="Calibri"/>
+                <w:color w:val="333333"/>
+                <w:kern w:val="0"/>
+                <w:sz w:val="18"/>
+                <w:szCs w:val="18"/>
+                <w:shd w:val="clear" w:color="auto" w:fill="FFFFFF"/>
+                <w:lang w:eastAsia="en-GB"/>
+                <w14:ligatures w14:val="none"/>
+              </w:rPr>
+              <w:t>2</w:t>
+            </w:r>
+            <w:r>
+              <w:rPr>
+                <w:rFonts w:ascii="Calibri" w:eastAsia="Times New Roman" w:hAnsi="Calibri" w:cs="Calibri"/>
+                <w:color w:val="333333"/>
+                <w:kern w:val="0"/>
+                <w:sz w:val="18"/>
+                <w:szCs w:val="18"/>
+                <w:shd w:val="clear" w:color="auto" w:fill="FFFFFF"/>
+                <w:lang w:eastAsia="en-GB"/>
+                <w14:ligatures w14:val="none"/>
+              </w:rPr>
+              <w:t>%)</w:t>
             </w:r>
           </w:p>
         </w:tc>
@@ -2778,7 +4183,33 @@
                 <w:lang w:eastAsia="en-GB"/>
                 <w14:ligatures w14:val="none"/>
               </w:rPr>
-              <w:t>16 (20%)</w:t>
+              <w:t>16 (</w:t>
+            </w:r>
+            <w:r>
+              <w:rPr>
+                <w:rFonts w:ascii="Calibri" w:eastAsia="Times New Roman" w:hAnsi="Calibri" w:cs="Calibri"/>
+                <w:color w:val="333333"/>
+                <w:kern w:val="0"/>
+                <w:sz w:val="18"/>
+                <w:szCs w:val="18"/>
+                <w:shd w:val="clear" w:color="auto" w:fill="FFFFFF"/>
+                <w:lang w:eastAsia="en-GB"/>
+                <w14:ligatures w14:val="none"/>
+              </w:rPr>
+              <w:t>16</w:t>
+            </w:r>
+            <w:r>
+              <w:rPr>
+                <w:rFonts w:ascii="Calibri" w:eastAsia="Times New Roman" w:hAnsi="Calibri" w:cs="Calibri"/>
+                <w:color w:val="333333"/>
+                <w:kern w:val="0"/>
+                <w:sz w:val="18"/>
+                <w:szCs w:val="18"/>
+                <w:shd w:val="clear" w:color="auto" w:fill="FFFFFF"/>
+                <w:lang w:eastAsia="en-GB"/>
+                <w14:ligatures w14:val="none"/>
+              </w:rPr>
+              <w:t>%)</w:t>
             </w:r>
           </w:p>
         </w:tc>
@@ -2819,7 +4250,46 @@
                 <w:lang w:eastAsia="en-GB"/>
                 <w14:ligatures w14:val="none"/>
               </w:rPr>
-              <w:t>18 (82%)</w:t>
+              <w:t>3</w:t>
+            </w:r>
+            <w:r>
+              <w:rPr>
+                <w:rFonts w:ascii="Calibri" w:eastAsia="Times New Roman" w:hAnsi="Calibri" w:cs="Calibri"/>
+                <w:color w:val="333333"/>
+                <w:kern w:val="0"/>
+                <w:sz w:val="18"/>
+                <w:szCs w:val="18"/>
+                <w:shd w:val="clear" w:color="auto" w:fill="FFFFFF"/>
+                <w:lang w:eastAsia="en-GB"/>
+                <w14:ligatures w14:val="none"/>
+              </w:rPr>
+              <w:t>8 (8</w:t>
+            </w:r>
+            <w:r>
+              <w:rPr>
+                <w:rFonts w:ascii="Calibri" w:eastAsia="Times New Roman" w:hAnsi="Calibri" w:cs="Calibri"/>
+                <w:color w:val="333333"/>
+                <w:kern w:val="0"/>
+                <w:sz w:val="18"/>
+                <w:szCs w:val="18"/>
+                <w:shd w:val="clear" w:color="auto" w:fill="FFFFFF"/>
+                <w:lang w:eastAsia="en-GB"/>
+                <w14:ligatures w14:val="none"/>
+              </w:rPr>
+              <w:t>8</w:t>
+            </w:r>
+            <w:r>
+              <w:rPr>
+                <w:rFonts w:ascii="Calibri" w:eastAsia="Times New Roman" w:hAnsi="Calibri" w:cs="Calibri"/>
+                <w:color w:val="333333"/>
+                <w:kern w:val="0"/>
+                <w:sz w:val="18"/>
+                <w:szCs w:val="18"/>
+                <w:shd w:val="clear" w:color="auto" w:fill="FFFFFF"/>
+                <w:lang w:eastAsia="en-GB"/>
+                <w14:ligatures w14:val="none"/>
+              </w:rPr>
+              <w:t>%)</w:t>
             </w:r>
           </w:p>
         </w:tc>
@@ -2903,7 +4373,46 @@
                 <w:lang w:eastAsia="en-GB"/>
                 <w14:ligatures w14:val="none"/>
               </w:rPr>
-              <w:t>9 (11%)</w:t>
+              <w:t>13</w:t>
+            </w:r>
+            <w:r>
+              <w:rPr>
+                <w:rFonts w:ascii="Calibri" w:eastAsia="Times New Roman" w:hAnsi="Calibri" w:cs="Calibri"/>
+                <w:color w:val="333333"/>
+                <w:kern w:val="0"/>
+                <w:sz w:val="18"/>
+                <w:szCs w:val="18"/>
+                <w:shd w:val="clear" w:color="auto" w:fill="FFFFFF"/>
+                <w:lang w:eastAsia="en-GB"/>
+                <w14:ligatures w14:val="none"/>
+              </w:rPr>
+              <w:t xml:space="preserve"> (1</w:t>
+            </w:r>
+            <w:r>
+              <w:rPr>
+                <w:rFonts w:ascii="Calibri" w:eastAsia="Times New Roman" w:hAnsi="Calibri" w:cs="Calibri"/>
+                <w:color w:val="333333"/>
+                <w:kern w:val="0"/>
+                <w:sz w:val="18"/>
+                <w:szCs w:val="18"/>
+                <w:shd w:val="clear" w:color="auto" w:fill="FFFFFF"/>
+                <w:lang w:eastAsia="en-GB"/>
+                <w14:ligatures w14:val="none"/>
+              </w:rPr>
+              <w:t>3</w:t>
+            </w:r>
+            <w:r>
+              <w:rPr>
+                <w:rFonts w:ascii="Calibri" w:eastAsia="Times New Roman" w:hAnsi="Calibri" w:cs="Calibri"/>
+                <w:color w:val="333333"/>
+                <w:kern w:val="0"/>
+                <w:sz w:val="18"/>
+                <w:szCs w:val="18"/>
+                <w:shd w:val="clear" w:color="auto" w:fill="FFFFFF"/>
+                <w:lang w:eastAsia="en-GB"/>
+                <w14:ligatures w14:val="none"/>
+              </w:rPr>
+              <w:t>%)</w:t>
             </w:r>
           </w:p>
         </w:tc>
@@ -3028,7 +4537,46 @@
                 <w:lang w:eastAsia="en-GB"/>
                 <w14:ligatures w14:val="none"/>
               </w:rPr>
-              <w:t>21 (26%)</w:t>
+              <w:t>3</w:t>
+            </w:r>
+            <w:r>
+              <w:rPr>
+                <w:rFonts w:ascii="Calibri" w:eastAsia="Times New Roman" w:hAnsi="Calibri" w:cs="Calibri"/>
+                <w:color w:val="333333"/>
+                <w:kern w:val="0"/>
+                <w:sz w:val="18"/>
+                <w:szCs w:val="18"/>
+                <w:shd w:val="clear" w:color="auto" w:fill="FFFFFF"/>
+                <w:lang w:eastAsia="en-GB"/>
+                <w14:ligatures w14:val="none"/>
+              </w:rPr>
+              <w:t>1 (</w:t>
+            </w:r>
+            <w:r>
+              <w:rPr>
+                <w:rFonts w:ascii="Calibri" w:eastAsia="Times New Roman" w:hAnsi="Calibri" w:cs="Calibri"/>
+                <w:color w:val="333333"/>
+                <w:kern w:val="0"/>
+                <w:sz w:val="18"/>
+                <w:szCs w:val="18"/>
+                <w:shd w:val="clear" w:color="auto" w:fill="FFFFFF"/>
+                <w:lang w:eastAsia="en-GB"/>
+                <w14:ligatures w14:val="none"/>
+              </w:rPr>
+              <w:t>31</w:t>
+            </w:r>
+            <w:r>
+              <w:rPr>
+                <w:rFonts w:ascii="Calibri" w:eastAsia="Times New Roman" w:hAnsi="Calibri" w:cs="Calibri"/>
+                <w:color w:val="333333"/>
+                <w:kern w:val="0"/>
+                <w:sz w:val="18"/>
+                <w:szCs w:val="18"/>
+                <w:shd w:val="clear" w:color="auto" w:fill="FFFFFF"/>
+                <w:lang w:eastAsia="en-GB"/>
+                <w14:ligatures w14:val="none"/>
+              </w:rPr>
+              <w:t>%)</w:t>
             </w:r>
           </w:p>
         </w:tc>
@@ -3069,7 +4617,59 @@
                 <w:lang w:eastAsia="en-GB"/>
                 <w14:ligatures w14:val="none"/>
               </w:rPr>
-              <w:t>12 (55%)</w:t>
+              <w:t>1</w:t>
+            </w:r>
+            <w:r>
+              <w:rPr>
+                <w:rFonts w:ascii="Calibri" w:eastAsia="Times New Roman" w:hAnsi="Calibri" w:cs="Calibri"/>
+                <w:color w:val="333333"/>
+                <w:kern w:val="0"/>
+                <w:sz w:val="18"/>
+                <w:szCs w:val="18"/>
+                <w:shd w:val="clear" w:color="auto" w:fill="FFFFFF"/>
+                <w:lang w:eastAsia="en-GB"/>
+                <w14:ligatures w14:val="none"/>
+              </w:rPr>
+              <w:t>7</w:t>
+            </w:r>
+            <w:r>
+              <w:rPr>
+                <w:rFonts w:ascii="Calibri" w:eastAsia="Times New Roman" w:hAnsi="Calibri" w:cs="Calibri"/>
+                <w:color w:val="333333"/>
+                <w:kern w:val="0"/>
+                <w:sz w:val="18"/>
+                <w:szCs w:val="18"/>
+                <w:shd w:val="clear" w:color="auto" w:fill="FFFFFF"/>
+                <w:lang w:eastAsia="en-GB"/>
+                <w14:ligatures w14:val="none"/>
+              </w:rPr>
+              <w:t xml:space="preserve"> (</w:t>
+            </w:r>
+            <w:r>
+              <w:rPr>
+                <w:rFonts w:ascii="Calibri" w:eastAsia="Times New Roman" w:hAnsi="Calibri" w:cs="Calibri"/>
+                <w:color w:val="333333"/>
+                <w:kern w:val="0"/>
+                <w:sz w:val="18"/>
+                <w:szCs w:val="18"/>
+                <w:shd w:val="clear" w:color="auto" w:fill="FFFFFF"/>
+                <w:lang w:eastAsia="en-GB"/>
+                <w14:ligatures w14:val="none"/>
+              </w:rPr>
+              <w:t>40</w:t>
+            </w:r>
+            <w:r>
+              <w:rPr>
+                <w:rFonts w:ascii="Calibri" w:eastAsia="Times New Roman" w:hAnsi="Calibri" w:cs="Calibri"/>
+                <w:color w:val="333333"/>
+                <w:kern w:val="0"/>
+                <w:sz w:val="18"/>
+                <w:szCs w:val="18"/>
+                <w:shd w:val="clear" w:color="auto" w:fill="FFFFFF"/>
+                <w:lang w:eastAsia="en-GB"/>
+                <w14:ligatures w14:val="none"/>
+              </w:rPr>
+              <w:t>%)</w:t>
             </w:r>
           </w:p>
         </w:tc>
@@ -3252,7 +4852,59 @@
                 <w:lang w:eastAsia="en-GB"/>
                 <w14:ligatures w14:val="none"/>
               </w:rPr>
-              <w:t>63 (77%)</w:t>
+              <w:t>6</w:t>
+            </w:r>
+            <w:r>
+              <w:rPr>
+                <w:rFonts w:ascii="Calibri" w:eastAsia="Times New Roman" w:hAnsi="Calibri" w:cs="Calibri"/>
+                <w:color w:val="333333"/>
+                <w:kern w:val="0"/>
+                <w:sz w:val="18"/>
+                <w:szCs w:val="18"/>
+                <w:shd w:val="clear" w:color="auto" w:fill="FFFFFF"/>
+                <w:lang w:eastAsia="en-GB"/>
+                <w14:ligatures w14:val="none"/>
+              </w:rPr>
+              <w:t>5</w:t>
+            </w:r>
+            <w:r>
+              <w:rPr>
+                <w:rFonts w:ascii="Calibri" w:eastAsia="Times New Roman" w:hAnsi="Calibri" w:cs="Calibri"/>
+                <w:color w:val="333333"/>
+                <w:kern w:val="0"/>
+                <w:sz w:val="18"/>
+                <w:szCs w:val="18"/>
+                <w:shd w:val="clear" w:color="auto" w:fill="FFFFFF"/>
+                <w:lang w:eastAsia="en-GB"/>
+                <w14:ligatures w14:val="none"/>
+              </w:rPr>
+              <w:t xml:space="preserve"> (</w:t>
+            </w:r>
+            <w:r>
+              <w:rPr>
+                <w:rFonts w:ascii="Calibri" w:eastAsia="Times New Roman" w:hAnsi="Calibri" w:cs="Calibri"/>
+                <w:color w:val="333333"/>
+                <w:kern w:val="0"/>
+                <w:sz w:val="18"/>
+                <w:szCs w:val="18"/>
+                <w:shd w:val="clear" w:color="auto" w:fill="FFFFFF"/>
+                <w:lang w:eastAsia="en-GB"/>
+                <w14:ligatures w14:val="none"/>
+              </w:rPr>
+              <w:t>64</w:t>
+            </w:r>
+            <w:r>
+              <w:rPr>
+                <w:rFonts w:ascii="Calibri" w:eastAsia="Times New Roman" w:hAnsi="Calibri" w:cs="Calibri"/>
+                <w:color w:val="333333"/>
+                <w:kern w:val="0"/>
+                <w:sz w:val="18"/>
+                <w:szCs w:val="18"/>
+                <w:shd w:val="clear" w:color="auto" w:fill="FFFFFF"/>
+                <w:lang w:eastAsia="en-GB"/>
+                <w14:ligatures w14:val="none"/>
+              </w:rPr>
+              <w:t>%)</w:t>
             </w:r>
           </w:p>
         </w:tc>
@@ -3293,7 +4945,59 @@
                 <w:lang w:eastAsia="en-GB"/>
                 <w14:ligatures w14:val="none"/>
               </w:rPr>
-              <w:t>23 (64%)</w:t>
+              <w:t>2</w:t>
+            </w:r>
+            <w:r>
+              <w:rPr>
+                <w:rFonts w:ascii="Calibri" w:eastAsia="Times New Roman" w:hAnsi="Calibri" w:cs="Calibri"/>
+                <w:color w:val="333333"/>
+                <w:kern w:val="0"/>
+                <w:sz w:val="18"/>
+                <w:szCs w:val="18"/>
+                <w:shd w:val="clear" w:color="auto" w:fill="FFFFFF"/>
+                <w:lang w:eastAsia="en-GB"/>
+                <w14:ligatures w14:val="none"/>
+              </w:rPr>
+              <w:t>9</w:t>
+            </w:r>
+            <w:r>
+              <w:rPr>
+                <w:rFonts w:ascii="Calibri" w:eastAsia="Times New Roman" w:hAnsi="Calibri" w:cs="Calibri"/>
+                <w:color w:val="333333"/>
+                <w:kern w:val="0"/>
+                <w:sz w:val="18"/>
+                <w:szCs w:val="18"/>
+                <w:shd w:val="clear" w:color="auto" w:fill="FFFFFF"/>
+                <w:lang w:eastAsia="en-GB"/>
+                <w14:ligatures w14:val="none"/>
+              </w:rPr>
+              <w:t xml:space="preserve"> (6</w:t>
+            </w:r>
+            <w:r>
+              <w:rPr>
+                <w:rFonts w:ascii="Calibri" w:eastAsia="Times New Roman" w:hAnsi="Calibri" w:cs="Calibri"/>
+                <w:color w:val="333333"/>
+                <w:kern w:val="0"/>
+                <w:sz w:val="18"/>
+                <w:szCs w:val="18"/>
+                <w:shd w:val="clear" w:color="auto" w:fill="FFFFFF"/>
+                <w:lang w:eastAsia="en-GB"/>
+                <w14:ligatures w14:val="none"/>
+              </w:rPr>
+              <w:t>7</w:t>
+            </w:r>
+            <w:r>
+              <w:rPr>
+                <w:rFonts w:ascii="Calibri" w:eastAsia="Times New Roman" w:hAnsi="Calibri" w:cs="Calibri"/>
+                <w:color w:val="333333"/>
+                <w:kern w:val="0"/>
+                <w:sz w:val="18"/>
+                <w:szCs w:val="18"/>
+                <w:shd w:val="clear" w:color="auto" w:fill="FFFFFF"/>
+                <w:lang w:eastAsia="en-GB"/>
+                <w14:ligatures w14:val="none"/>
+              </w:rPr>
+              <w:t>%)</w:t>
             </w:r>
           </w:p>
         </w:tc>
@@ -3377,7 +5081,46 @@
                 <w:lang w:eastAsia="en-GB"/>
                 <w14:ligatures w14:val="none"/>
               </w:rPr>
-              <w:t>16 (20%)</w:t>
+              <w:t>31</w:t>
+            </w:r>
+            <w:r>
+              <w:rPr>
+                <w:rFonts w:ascii="Calibri" w:eastAsia="Times New Roman" w:hAnsi="Calibri" w:cs="Calibri"/>
+                <w:color w:val="333333"/>
+                <w:kern w:val="0"/>
+                <w:sz w:val="18"/>
+                <w:szCs w:val="18"/>
+                <w:shd w:val="clear" w:color="auto" w:fill="FFFFFF"/>
+                <w:lang w:eastAsia="en-GB"/>
+                <w14:ligatures w14:val="none"/>
+              </w:rPr>
+              <w:t xml:space="preserve"> (</w:t>
+            </w:r>
+            <w:r>
+              <w:rPr>
+                <w:rFonts w:ascii="Calibri" w:eastAsia="Times New Roman" w:hAnsi="Calibri" w:cs="Calibri"/>
+                <w:color w:val="333333"/>
+                <w:kern w:val="0"/>
+                <w:sz w:val="18"/>
+                <w:szCs w:val="18"/>
+                <w:shd w:val="clear" w:color="auto" w:fill="FFFFFF"/>
+                <w:lang w:eastAsia="en-GB"/>
+                <w14:ligatures w14:val="none"/>
+              </w:rPr>
+              <w:t>31</w:t>
+            </w:r>
+            <w:r>
+              <w:rPr>
+                <w:rFonts w:ascii="Calibri" w:eastAsia="Times New Roman" w:hAnsi="Calibri" w:cs="Calibri"/>
+                <w:color w:val="333333"/>
+                <w:kern w:val="0"/>
+                <w:sz w:val="18"/>
+                <w:szCs w:val="18"/>
+                <w:shd w:val="clear" w:color="auto" w:fill="FFFFFF"/>
+                <w:lang w:eastAsia="en-GB"/>
+                <w14:ligatures w14:val="none"/>
+              </w:rPr>
+              <w:t>%)</w:t>
             </w:r>
           </w:p>
         </w:tc>
@@ -3418,7 +5161,46 @@
                 <w:lang w:eastAsia="en-GB"/>
                 <w14:ligatures w14:val="none"/>
               </w:rPr>
-              <w:t>9 (25%)</w:t>
+              <w:t>10</w:t>
+            </w:r>
+            <w:r>
+              <w:rPr>
+                <w:rFonts w:ascii="Calibri" w:eastAsia="Times New Roman" w:hAnsi="Calibri" w:cs="Calibri"/>
+                <w:color w:val="333333"/>
+                <w:kern w:val="0"/>
+                <w:sz w:val="18"/>
+                <w:szCs w:val="18"/>
+                <w:shd w:val="clear" w:color="auto" w:fill="FFFFFF"/>
+                <w:lang w:eastAsia="en-GB"/>
+                <w14:ligatures w14:val="none"/>
+              </w:rPr>
+              <w:t xml:space="preserve"> (2</w:t>
+            </w:r>
+            <w:r>
+              <w:rPr>
+                <w:rFonts w:ascii="Calibri" w:eastAsia="Times New Roman" w:hAnsi="Calibri" w:cs="Calibri"/>
+                <w:color w:val="333333"/>
+                <w:kern w:val="0"/>
+                <w:sz w:val="18"/>
+                <w:szCs w:val="18"/>
+                <w:shd w:val="clear" w:color="auto" w:fill="FFFFFF"/>
+                <w:lang w:eastAsia="en-GB"/>
+                <w14:ligatures w14:val="none"/>
+              </w:rPr>
+              <w:t>3</w:t>
+            </w:r>
+            <w:r>
+              <w:rPr>
+                <w:rFonts w:ascii="Calibri" w:eastAsia="Times New Roman" w:hAnsi="Calibri" w:cs="Calibri"/>
+                <w:color w:val="333333"/>
+                <w:kern w:val="0"/>
+                <w:sz w:val="18"/>
+                <w:szCs w:val="18"/>
+                <w:shd w:val="clear" w:color="auto" w:fill="FFFFFF"/>
+                <w:lang w:eastAsia="en-GB"/>
+                <w14:ligatures w14:val="none"/>
+              </w:rPr>
+              <w:t>%)</w:t>
             </w:r>
           </w:p>
         </w:tc>
@@ -3502,7 +5284,72 @@
                 <w:lang w:eastAsia="en-GB"/>
                 <w14:ligatures w14:val="none"/>
               </w:rPr>
-              <w:t>3 (3.7%)</w:t>
+              <w:t>5</w:t>
+            </w:r>
+            <w:r>
+              <w:rPr>
+                <w:rFonts w:ascii="Calibri" w:eastAsia="Times New Roman" w:hAnsi="Calibri" w:cs="Calibri"/>
+                <w:color w:val="333333"/>
+                <w:kern w:val="0"/>
+                <w:sz w:val="18"/>
+                <w:szCs w:val="18"/>
+                <w:shd w:val="clear" w:color="auto" w:fill="FFFFFF"/>
+                <w:lang w:eastAsia="en-GB"/>
+                <w14:ligatures w14:val="none"/>
+              </w:rPr>
+              <w:t xml:space="preserve"> (</w:t>
+            </w:r>
+            <w:r>
+              <w:rPr>
+                <w:rFonts w:ascii="Calibri" w:eastAsia="Times New Roman" w:hAnsi="Calibri" w:cs="Calibri"/>
+                <w:color w:val="333333"/>
+                <w:kern w:val="0"/>
+                <w:sz w:val="18"/>
+                <w:szCs w:val="18"/>
+                <w:shd w:val="clear" w:color="auto" w:fill="FFFFFF"/>
+                <w:lang w:eastAsia="en-GB"/>
+                <w14:ligatures w14:val="none"/>
+              </w:rPr>
+              <w:t>5</w:t>
+            </w:r>
+            <w:r>
+              <w:rPr>
+                <w:rFonts w:ascii="Calibri" w:eastAsia="Times New Roman" w:hAnsi="Calibri" w:cs="Calibri"/>
+                <w:color w:val="333333"/>
+                <w:kern w:val="0"/>
+                <w:sz w:val="18"/>
+                <w:szCs w:val="18"/>
+                <w:shd w:val="clear" w:color="auto" w:fill="FFFFFF"/>
+                <w:lang w:eastAsia="en-GB"/>
+                <w14:ligatures w14:val="none"/>
+              </w:rPr>
+              <w:t>.</w:t>
+            </w:r>
+            <w:r>
+              <w:rPr>
+                <w:rFonts w:ascii="Calibri" w:eastAsia="Times New Roman" w:hAnsi="Calibri" w:cs="Calibri"/>
+                <w:color w:val="333333"/>
+                <w:kern w:val="0"/>
+                <w:sz w:val="18"/>
+                <w:szCs w:val="18"/>
+                <w:shd w:val="clear" w:color="auto" w:fill="FFFFFF"/>
+                <w:lang w:eastAsia="en-GB"/>
+                <w14:ligatures w14:val="none"/>
+              </w:rPr>
+              <w:t>0</w:t>
+            </w:r>
+            <w:r>
+              <w:rPr>
+                <w:rFonts w:ascii="Calibri" w:eastAsia="Times New Roman" w:hAnsi="Calibri" w:cs="Calibri"/>
+                <w:color w:val="333333"/>
+                <w:kern w:val="0"/>
+                <w:sz w:val="18"/>
+                <w:szCs w:val="18"/>
+                <w:shd w:val="clear" w:color="auto" w:fill="FFFFFF"/>
+                <w:lang w:eastAsia="en-GB"/>
+                <w14:ligatures w14:val="none"/>
+              </w:rPr>
+              <w:t>%)</w:t>
             </w:r>
           </w:p>
         </w:tc>
@@ -3543,7 +5390,33 @@
                 <w:lang w:eastAsia="en-GB"/>
                 <w14:ligatures w14:val="none"/>
               </w:rPr>
-              <w:t>4 (11%)</w:t>
+              <w:t>4 (</w:t>
+            </w:r>
+            <w:r>
+              <w:rPr>
+                <w:rFonts w:ascii="Calibri" w:eastAsia="Times New Roman" w:hAnsi="Calibri" w:cs="Calibri"/>
+                <w:color w:val="333333"/>
+                <w:kern w:val="0"/>
+                <w:sz w:val="18"/>
+                <w:szCs w:val="18"/>
+                <w:shd w:val="clear" w:color="auto" w:fill="FFFFFF"/>
+                <w:lang w:eastAsia="en-GB"/>
+                <w14:ligatures w14:val="none"/>
+              </w:rPr>
+              <w:t>9.3</w:t>
+            </w:r>
+            <w:r>
+              <w:rPr>
+                <w:rFonts w:ascii="Calibri" w:eastAsia="Times New Roman" w:hAnsi="Calibri" w:cs="Calibri"/>
+                <w:color w:val="333333"/>
+                <w:kern w:val="0"/>
+                <w:sz w:val="18"/>
+                <w:szCs w:val="18"/>
+                <w:shd w:val="clear" w:color="auto" w:fill="FFFFFF"/>
+                <w:lang w:eastAsia="en-GB"/>
+                <w14:ligatures w14:val="none"/>
+              </w:rPr>
+              <w:t>%)</w:t>
             </w:r>
           </w:p>
         </w:tc>
@@ -3627,7 +5500,46 @@
                 <w:lang w:eastAsia="en-GB"/>
                 <w14:ligatures w14:val="none"/>
               </w:rPr>
-              <w:t>6 (7.3%)</w:t>
+              <w:t>7</w:t>
+            </w:r>
+            <w:r>
+              <w:rPr>
+                <w:rFonts w:ascii="Calibri" w:eastAsia="Times New Roman" w:hAnsi="Calibri" w:cs="Calibri"/>
+                <w:color w:val="333333"/>
+                <w:kern w:val="0"/>
+                <w:sz w:val="18"/>
+                <w:szCs w:val="18"/>
+                <w:shd w:val="clear" w:color="auto" w:fill="FFFFFF"/>
+                <w:lang w:eastAsia="en-GB"/>
+                <w14:ligatures w14:val="none"/>
+              </w:rPr>
+              <w:t xml:space="preserve"> (</w:t>
+            </w:r>
+            <w:r>
+              <w:rPr>
+                <w:rFonts w:ascii="Calibri" w:eastAsia="Times New Roman" w:hAnsi="Calibri" w:cs="Calibri"/>
+                <w:color w:val="333333"/>
+                <w:kern w:val="0"/>
+                <w:sz w:val="18"/>
+                <w:szCs w:val="18"/>
+                <w:shd w:val="clear" w:color="auto" w:fill="FFFFFF"/>
+                <w:lang w:eastAsia="en-GB"/>
+                <w14:ligatures w14:val="none"/>
+              </w:rPr>
+              <w:t>6.9</w:t>
+            </w:r>
+            <w:r>
+              <w:rPr>
+                <w:rFonts w:ascii="Calibri" w:eastAsia="Times New Roman" w:hAnsi="Calibri" w:cs="Calibri"/>
+                <w:color w:val="333333"/>
+                <w:kern w:val="0"/>
+                <w:sz w:val="18"/>
+                <w:szCs w:val="18"/>
+                <w:shd w:val="clear" w:color="auto" w:fill="FFFFFF"/>
+                <w:lang w:eastAsia="en-GB"/>
+                <w14:ligatures w14:val="none"/>
+              </w:rPr>
+              <w:t>%)</w:t>
             </w:r>
           </w:p>
         </w:tc>
@@ -3668,7 +5580,46 @@
                 <w:lang w:eastAsia="en-GB"/>
                 <w14:ligatures w14:val="none"/>
               </w:rPr>
-              <w:t>6 (17%)</w:t>
+              <w:t>9</w:t>
+            </w:r>
+            <w:r>
+              <w:rPr>
+                <w:rFonts w:ascii="Calibri" w:eastAsia="Times New Roman" w:hAnsi="Calibri" w:cs="Calibri"/>
+                <w:color w:val="333333"/>
+                <w:kern w:val="0"/>
+                <w:sz w:val="18"/>
+                <w:szCs w:val="18"/>
+                <w:shd w:val="clear" w:color="auto" w:fill="FFFFFF"/>
+                <w:lang w:eastAsia="en-GB"/>
+                <w14:ligatures w14:val="none"/>
+              </w:rPr>
+              <w:t xml:space="preserve"> (</w:t>
+            </w:r>
+            <w:r>
+              <w:rPr>
+                <w:rFonts w:ascii="Calibri" w:eastAsia="Times New Roman" w:hAnsi="Calibri" w:cs="Calibri"/>
+                <w:color w:val="333333"/>
+                <w:kern w:val="0"/>
+                <w:sz w:val="18"/>
+                <w:szCs w:val="18"/>
+                <w:shd w:val="clear" w:color="auto" w:fill="FFFFFF"/>
+                <w:lang w:eastAsia="en-GB"/>
+                <w14:ligatures w14:val="none"/>
+              </w:rPr>
+              <w:t>21</w:t>
+            </w:r>
+            <w:r>
+              <w:rPr>
+                <w:rFonts w:ascii="Calibri" w:eastAsia="Times New Roman" w:hAnsi="Calibri" w:cs="Calibri"/>
+                <w:color w:val="333333"/>
+                <w:kern w:val="0"/>
+                <w:sz w:val="18"/>
+                <w:szCs w:val="18"/>
+                <w:shd w:val="clear" w:color="auto" w:fill="FFFFFF"/>
+                <w:lang w:eastAsia="en-GB"/>
+                <w14:ligatures w14:val="none"/>
+              </w:rPr>
+              <w:t>%)</w:t>
             </w:r>
           </w:p>
         </w:tc>
@@ -3851,7 +5802,46 @@
                 <w:lang w:eastAsia="en-GB"/>
                 <w14:ligatures w14:val="none"/>
               </w:rPr>
-              <w:t>28 (34%)</w:t>
+              <w:t>44</w:t>
+            </w:r>
+            <w:r>
+              <w:rPr>
+                <w:rFonts w:ascii="Calibri" w:eastAsia="Times New Roman" w:hAnsi="Calibri" w:cs="Calibri"/>
+                <w:color w:val="333333"/>
+                <w:kern w:val="0"/>
+                <w:sz w:val="18"/>
+                <w:szCs w:val="18"/>
+                <w:shd w:val="clear" w:color="auto" w:fill="FFFFFF"/>
+                <w:lang w:eastAsia="en-GB"/>
+                <w14:ligatures w14:val="none"/>
+              </w:rPr>
+              <w:t xml:space="preserve"> (</w:t>
+            </w:r>
+            <w:r>
+              <w:rPr>
+                <w:rFonts w:ascii="Calibri" w:eastAsia="Times New Roman" w:hAnsi="Calibri" w:cs="Calibri"/>
+                <w:color w:val="333333"/>
+                <w:kern w:val="0"/>
+                <w:sz w:val="18"/>
+                <w:szCs w:val="18"/>
+                <w:shd w:val="clear" w:color="auto" w:fill="FFFFFF"/>
+                <w:lang w:eastAsia="en-GB"/>
+                <w14:ligatures w14:val="none"/>
+              </w:rPr>
+              <w:t>4</w:t>
+            </w:r>
+            <w:r>
+              <w:rPr>
+                <w:rFonts w:ascii="Calibri" w:eastAsia="Times New Roman" w:hAnsi="Calibri" w:cs="Calibri"/>
+                <w:color w:val="333333"/>
+                <w:kern w:val="0"/>
+                <w:sz w:val="18"/>
+                <w:szCs w:val="18"/>
+                <w:shd w:val="clear" w:color="auto" w:fill="FFFFFF"/>
+                <w:lang w:eastAsia="en-GB"/>
+                <w14:ligatures w14:val="none"/>
+              </w:rPr>
+              <w:t>4%)</w:t>
             </w:r>
           </w:p>
         </w:tc>
@@ -3892,7 +5882,59 @@
                 <w:lang w:eastAsia="en-GB"/>
                 <w14:ligatures w14:val="none"/>
               </w:rPr>
-              <w:t>14 (39%)</w:t>
+              <w:t>1</w:t>
+            </w:r>
+            <w:r>
+              <w:rPr>
+                <w:rFonts w:ascii="Calibri" w:eastAsia="Times New Roman" w:hAnsi="Calibri" w:cs="Calibri"/>
+                <w:color w:val="333333"/>
+                <w:kern w:val="0"/>
+                <w:sz w:val="18"/>
+                <w:szCs w:val="18"/>
+                <w:shd w:val="clear" w:color="auto" w:fill="FFFFFF"/>
+                <w:lang w:eastAsia="en-GB"/>
+                <w14:ligatures w14:val="none"/>
+              </w:rPr>
+              <w:t>8</w:t>
+            </w:r>
+            <w:r>
+              <w:rPr>
+                <w:rFonts w:ascii="Calibri" w:eastAsia="Times New Roman" w:hAnsi="Calibri" w:cs="Calibri"/>
+                <w:color w:val="333333"/>
+                <w:kern w:val="0"/>
+                <w:sz w:val="18"/>
+                <w:szCs w:val="18"/>
+                <w:shd w:val="clear" w:color="auto" w:fill="FFFFFF"/>
+                <w:lang w:eastAsia="en-GB"/>
+                <w14:ligatures w14:val="none"/>
+              </w:rPr>
+              <w:t xml:space="preserve"> (</w:t>
+            </w:r>
+            <w:r>
+              <w:rPr>
+                <w:rFonts w:ascii="Calibri" w:eastAsia="Times New Roman" w:hAnsi="Calibri" w:cs="Calibri"/>
+                <w:color w:val="333333"/>
+                <w:kern w:val="0"/>
+                <w:sz w:val="18"/>
+                <w:szCs w:val="18"/>
+                <w:shd w:val="clear" w:color="auto" w:fill="FFFFFF"/>
+                <w:lang w:eastAsia="en-GB"/>
+                <w14:ligatures w14:val="none"/>
+              </w:rPr>
+              <w:t>42</w:t>
+            </w:r>
+            <w:r>
+              <w:rPr>
+                <w:rFonts w:ascii="Calibri" w:eastAsia="Times New Roman" w:hAnsi="Calibri" w:cs="Calibri"/>
+                <w:color w:val="333333"/>
+                <w:kern w:val="0"/>
+                <w:sz w:val="18"/>
+                <w:szCs w:val="18"/>
+                <w:shd w:val="clear" w:color="auto" w:fill="FFFFFF"/>
+                <w:lang w:eastAsia="en-GB"/>
+                <w14:ligatures w14:val="none"/>
+              </w:rPr>
+              <w:t>%)</w:t>
             </w:r>
           </w:p>
         </w:tc>
@@ -3976,7 +6018,46 @@
                 <w:lang w:eastAsia="en-GB"/>
                 <w14:ligatures w14:val="none"/>
               </w:rPr>
-              <w:t>33 (40%)</w:t>
+              <w:t>26</w:t>
+            </w:r>
+            <w:r>
+              <w:rPr>
+                <w:rFonts w:ascii="Calibri" w:eastAsia="Times New Roman" w:hAnsi="Calibri" w:cs="Calibri"/>
+                <w:color w:val="333333"/>
+                <w:kern w:val="0"/>
+                <w:sz w:val="18"/>
+                <w:szCs w:val="18"/>
+                <w:shd w:val="clear" w:color="auto" w:fill="FFFFFF"/>
+                <w:lang w:eastAsia="en-GB"/>
+                <w14:ligatures w14:val="none"/>
+              </w:rPr>
+              <w:t xml:space="preserve"> (</w:t>
+            </w:r>
+            <w:r>
+              <w:rPr>
+                <w:rFonts w:ascii="Calibri" w:eastAsia="Times New Roman" w:hAnsi="Calibri" w:cs="Calibri"/>
+                <w:color w:val="333333"/>
+                <w:kern w:val="0"/>
+                <w:sz w:val="18"/>
+                <w:szCs w:val="18"/>
+                <w:shd w:val="clear" w:color="auto" w:fill="FFFFFF"/>
+                <w:lang w:eastAsia="en-GB"/>
+                <w14:ligatures w14:val="none"/>
+              </w:rPr>
+              <w:t>28</w:t>
+            </w:r>
+            <w:r>
+              <w:rPr>
+                <w:rFonts w:ascii="Calibri" w:eastAsia="Times New Roman" w:hAnsi="Calibri" w:cs="Calibri"/>
+                <w:color w:val="333333"/>
+                <w:kern w:val="0"/>
+                <w:sz w:val="18"/>
+                <w:szCs w:val="18"/>
+                <w:shd w:val="clear" w:color="auto" w:fill="FFFFFF"/>
+                <w:lang w:eastAsia="en-GB"/>
+                <w14:ligatures w14:val="none"/>
+              </w:rPr>
+              <w:t>%)</w:t>
             </w:r>
           </w:p>
         </w:tc>
@@ -4017,7 +6098,33 @@
                 <w:lang w:eastAsia="en-GB"/>
                 <w14:ligatures w14:val="none"/>
               </w:rPr>
-              <w:t>1 (2.8%)</w:t>
+              <w:t>1 (2.</w:t>
+            </w:r>
+            <w:r>
+              <w:rPr>
+                <w:rFonts w:ascii="Calibri" w:eastAsia="Times New Roman" w:hAnsi="Calibri" w:cs="Calibri"/>
+                <w:color w:val="333333"/>
+                <w:kern w:val="0"/>
+                <w:sz w:val="18"/>
+                <w:szCs w:val="18"/>
+                <w:shd w:val="clear" w:color="auto" w:fill="FFFFFF"/>
+                <w:lang w:eastAsia="en-GB"/>
+                <w14:ligatures w14:val="none"/>
+              </w:rPr>
+              <w:t>3</w:t>
+            </w:r>
+            <w:r>
+              <w:rPr>
+                <w:rFonts w:ascii="Calibri" w:eastAsia="Times New Roman" w:hAnsi="Calibri" w:cs="Calibri"/>
+                <w:color w:val="333333"/>
+                <w:kern w:val="0"/>
+                <w:sz w:val="18"/>
+                <w:szCs w:val="18"/>
+                <w:shd w:val="clear" w:color="auto" w:fill="FFFFFF"/>
+                <w:lang w:eastAsia="en-GB"/>
+                <w14:ligatures w14:val="none"/>
+              </w:rPr>
+              <w:t>%)</w:t>
             </w:r>
           </w:p>
         </w:tc>
@@ -4038,29 +6145,32 @@
               <w:right w:w="0" w:type="dxa"/>
             </w:tcMar>
             <w:vAlign w:val="center"/>
-            <w:hideMark/>
-          </w:tcPr>
-          <w:p>
-            <w:pPr>
-              <w:rPr>
-                <w:rFonts w:ascii="Times New Roman" w:eastAsia="Times New Roman" w:hAnsi="Times New Roman" w:cs="Times New Roman"/>
-                <w:kern w:val="0"/>
-                <w:lang w:eastAsia="en-GB"/>
-                <w14:ligatures w14:val="none"/>
-              </w:rPr>
-            </w:pPr>
-            <w:r>
-              <w:rPr>
-                <w:rFonts w:ascii="Calibri" w:eastAsia="Times New Roman" w:hAnsi="Calibri" w:cs="Calibri"/>
-                <w:color w:val="333333"/>
-                <w:kern w:val="0"/>
-                <w:sz w:val="18"/>
-                <w:szCs w:val="18"/>
-                <w:shd w:val="clear" w:color="auto" w:fill="FFFFFF"/>
-                <w:lang w:eastAsia="en-GB"/>
-                <w14:ligatures w14:val="none"/>
-              </w:rPr>
-              <w:t>    Transboundary (international)</w:t>
+          </w:tcPr>
+          <w:p>
+            <w:pPr>
+              <w:rPr>
+                <w:rFonts w:ascii="Calibri" w:eastAsia="Times New Roman" w:hAnsi="Calibri" w:cs="Calibri"/>
+                <w:color w:val="333333"/>
+                <w:kern w:val="0"/>
+                <w:sz w:val="18"/>
+                <w:szCs w:val="18"/>
+                <w:shd w:val="clear" w:color="auto" w:fill="FFFFFF"/>
+                <w:lang w:eastAsia="en-GB"/>
+                <w14:ligatures w14:val="none"/>
+              </w:rPr>
+            </w:pPr>
+            <w:r>
+              <w:rPr>
+                <w:rFonts w:ascii="Calibri" w:eastAsia="Times New Roman" w:hAnsi="Calibri" w:cs="Calibri"/>
+                <w:color w:val="333333"/>
+                <w:kern w:val="0"/>
+                <w:sz w:val="18"/>
+                <w:szCs w:val="18"/>
+                <w:shd w:val="clear" w:color="auto" w:fill="FFFFFF"/>
+                <w:lang w:eastAsia="en-GB"/>
+                <w14:ligatures w14:val="none"/>
+              </w:rPr>
+              <w:t xml:space="preserve">    International (no shared borders)</w:t>
             </w:r>
           </w:p>
         </w:tc>
@@ -4079,29 +6189,32 @@
               <w:right w:w="0" w:type="dxa"/>
             </w:tcMar>
             <w:vAlign w:val="center"/>
-            <w:hideMark/>
-          </w:tcPr>
-          <w:p>
-            <w:pPr>
-              <w:rPr>
-                <w:rFonts w:ascii="Times New Roman" w:eastAsia="Times New Roman" w:hAnsi="Times New Roman" w:cs="Times New Roman"/>
-                <w:kern w:val="0"/>
-                <w:lang w:eastAsia="en-GB"/>
-                <w14:ligatures w14:val="none"/>
-              </w:rPr>
-            </w:pPr>
-            <w:r>
-              <w:rPr>
-                <w:rFonts w:ascii="Calibri" w:eastAsia="Times New Roman" w:hAnsi="Calibri" w:cs="Calibri"/>
-                <w:color w:val="333333"/>
-                <w:kern w:val="0"/>
-                <w:sz w:val="18"/>
-                <w:szCs w:val="18"/>
-                <w:shd w:val="clear" w:color="auto" w:fill="FFFFFF"/>
-                <w:lang w:eastAsia="en-GB"/>
-                <w14:ligatures w14:val="none"/>
-              </w:rPr>
-              <w:t>21 (26%)</w:t>
+          </w:tcPr>
+          <w:p>
+            <w:pPr>
+              <w:rPr>
+                <w:rFonts w:ascii="Calibri" w:eastAsia="Times New Roman" w:hAnsi="Calibri" w:cs="Calibri"/>
+                <w:color w:val="333333"/>
+                <w:kern w:val="0"/>
+                <w:sz w:val="18"/>
+                <w:szCs w:val="18"/>
+                <w:shd w:val="clear" w:color="auto" w:fill="FFFFFF"/>
+                <w:lang w:eastAsia="en-GB"/>
+                <w14:ligatures w14:val="none"/>
+              </w:rPr>
+            </w:pPr>
+            <w:r>
+              <w:rPr>
+                <w:rFonts w:ascii="Calibri" w:eastAsia="Times New Roman" w:hAnsi="Calibri" w:cs="Calibri"/>
+                <w:color w:val="333333"/>
+                <w:kern w:val="0"/>
+                <w:sz w:val="18"/>
+                <w:szCs w:val="18"/>
+                <w:shd w:val="clear" w:color="auto" w:fill="FFFFFF"/>
+                <w:lang w:eastAsia="en-GB"/>
+                <w14:ligatures w14:val="none"/>
+              </w:rPr>
+              <w:t xml:space="preserve"> 8 (7.9%)</w:t>
             </w:r>
           </w:p>
         </w:tc>
@@ -4120,29 +6233,32 @@
               <w:right w:w="0" w:type="dxa"/>
             </w:tcMar>
             <w:vAlign w:val="center"/>
-            <w:hideMark/>
-          </w:tcPr>
-          <w:p>
-            <w:pPr>
-              <w:rPr>
-                <w:rFonts w:ascii="Times New Roman" w:eastAsia="Times New Roman" w:hAnsi="Times New Roman" w:cs="Times New Roman"/>
-                <w:kern w:val="0"/>
-                <w:lang w:eastAsia="en-GB"/>
-                <w14:ligatures w14:val="none"/>
-              </w:rPr>
-            </w:pPr>
-            <w:r>
-              <w:rPr>
-                <w:rFonts w:ascii="Calibri" w:eastAsia="Times New Roman" w:hAnsi="Calibri" w:cs="Calibri"/>
-                <w:color w:val="333333"/>
-                <w:kern w:val="0"/>
-                <w:sz w:val="18"/>
-                <w:szCs w:val="18"/>
-                <w:shd w:val="clear" w:color="auto" w:fill="FFFFFF"/>
-                <w:lang w:eastAsia="en-GB"/>
-                <w14:ligatures w14:val="none"/>
-              </w:rPr>
-              <w:t>21 (58%)</w:t>
+          </w:tcPr>
+          <w:p>
+            <w:pPr>
+              <w:rPr>
+                <w:rFonts w:ascii="Calibri" w:eastAsia="Times New Roman" w:hAnsi="Calibri" w:cs="Calibri"/>
+                <w:color w:val="333333"/>
+                <w:kern w:val="0"/>
+                <w:sz w:val="18"/>
+                <w:szCs w:val="18"/>
+                <w:shd w:val="clear" w:color="auto" w:fill="FFFFFF"/>
+                <w:lang w:eastAsia="en-GB"/>
+                <w14:ligatures w14:val="none"/>
+              </w:rPr>
+            </w:pPr>
+            <w:r>
+              <w:rPr>
+                <w:rFonts w:ascii="Calibri" w:eastAsia="Times New Roman" w:hAnsi="Calibri" w:cs="Calibri"/>
+                <w:color w:val="333333"/>
+                <w:kern w:val="0"/>
+                <w:sz w:val="18"/>
+                <w:szCs w:val="18"/>
+                <w:shd w:val="clear" w:color="auto" w:fill="FFFFFF"/>
+                <w:lang w:eastAsia="en-GB"/>
+                <w14:ligatures w14:val="none"/>
+              </w:rPr>
+              <w:t>3 (7.0%)</w:t>
             </w:r>
           </w:p>
         </w:tc>
@@ -4185,7 +6301,33 @@
                 <w:lang w:eastAsia="en-GB"/>
                 <w14:ligatures w14:val="none"/>
               </w:rPr>
-              <w:t>Form of movement</w:t>
+              <w:t>   </w:t>
+            </w:r>
+            <w:r>
+              <w:rPr>
+                <w:rFonts w:ascii="Calibri" w:eastAsia="Times New Roman" w:hAnsi="Calibri" w:cs="Calibri"/>
+                <w:color w:val="333333"/>
+                <w:kern w:val="0"/>
+                <w:sz w:val="18"/>
+                <w:szCs w:val="18"/>
+                <w:shd w:val="clear" w:color="auto" w:fill="FFFFFF"/>
+                <w:lang w:eastAsia="en-GB"/>
+                <w14:ligatures w14:val="none"/>
+              </w:rPr>
+              <w:t>International (transboundary</w:t>
+            </w:r>
+            <w:r>
+              <w:rPr>
+                <w:rFonts w:ascii="Calibri" w:eastAsia="Times New Roman" w:hAnsi="Calibri" w:cs="Calibri"/>
+                <w:color w:val="333333"/>
+                <w:kern w:val="0"/>
+                <w:sz w:val="18"/>
+                <w:szCs w:val="18"/>
+                <w:shd w:val="clear" w:color="auto" w:fill="FFFFFF"/>
+                <w:lang w:eastAsia="en-GB"/>
+                <w14:ligatures w14:val="none"/>
+              </w:rPr>
+              <w:t>)</w:t>
             </w:r>
           </w:p>
         </w:tc>
@@ -4215,6 +6357,71 @@
                 <w14:ligatures w14:val="none"/>
               </w:rPr>
             </w:pPr>
+            <w:r>
+              <w:rPr>
+                <w:rFonts w:ascii="Calibri" w:eastAsia="Times New Roman" w:hAnsi="Calibri" w:cs="Calibri"/>
+                <w:color w:val="333333"/>
+                <w:kern w:val="0"/>
+                <w:sz w:val="18"/>
+                <w:szCs w:val="18"/>
+                <w:shd w:val="clear" w:color="auto" w:fill="FFFFFF"/>
+                <w:lang w:eastAsia="en-GB"/>
+                <w14:ligatures w14:val="none"/>
+              </w:rPr>
+              <w:t>2</w:t>
+            </w:r>
+            <w:r>
+              <w:rPr>
+                <w:rFonts w:ascii="Calibri" w:eastAsia="Times New Roman" w:hAnsi="Calibri" w:cs="Calibri"/>
+                <w:color w:val="333333"/>
+                <w:kern w:val="0"/>
+                <w:sz w:val="18"/>
+                <w:szCs w:val="18"/>
+                <w:shd w:val="clear" w:color="auto" w:fill="FFFFFF"/>
+                <w:lang w:eastAsia="en-GB"/>
+                <w14:ligatures w14:val="none"/>
+              </w:rPr>
+              <w:t>7</w:t>
+            </w:r>
+            <w:r>
+              <w:rPr>
+                <w:rFonts w:ascii="Calibri" w:eastAsia="Times New Roman" w:hAnsi="Calibri" w:cs="Calibri"/>
+                <w:color w:val="333333"/>
+                <w:kern w:val="0"/>
+                <w:sz w:val="18"/>
+                <w:szCs w:val="18"/>
+                <w:shd w:val="clear" w:color="auto" w:fill="FFFFFF"/>
+                <w:lang w:eastAsia="en-GB"/>
+                <w14:ligatures w14:val="none"/>
+              </w:rPr>
+              <w:t xml:space="preserve"> (2</w:t>
+            </w:r>
+            <w:r>
+              <w:rPr>
+                <w:rFonts w:ascii="Calibri" w:eastAsia="Times New Roman" w:hAnsi="Calibri" w:cs="Calibri"/>
+                <w:color w:val="333333"/>
+                <w:kern w:val="0"/>
+                <w:sz w:val="18"/>
+                <w:szCs w:val="18"/>
+                <w:shd w:val="clear" w:color="auto" w:fill="FFFFFF"/>
+                <w:lang w:eastAsia="en-GB"/>
+                <w14:ligatures w14:val="none"/>
+              </w:rPr>
+              <w:t>7</w:t>
+            </w:r>
+            <w:r>
+              <w:rPr>
+                <w:rFonts w:ascii="Calibri" w:eastAsia="Times New Roman" w:hAnsi="Calibri" w:cs="Calibri"/>
+                <w:color w:val="333333"/>
+                <w:kern w:val="0"/>
+                <w:sz w:val="18"/>
+                <w:szCs w:val="18"/>
+                <w:shd w:val="clear" w:color="auto" w:fill="FFFFFF"/>
+                <w:lang w:eastAsia="en-GB"/>
+                <w14:ligatures w14:val="none"/>
+              </w:rPr>
+              <w:t>%)</w:t>
+            </w:r>
           </w:p>
         </w:tc>
         <w:tc>
@@ -4243,6 +6450,45 @@
                 <w14:ligatures w14:val="none"/>
               </w:rPr>
             </w:pPr>
+            <w:r>
+              <w:rPr>
+                <w:rFonts w:ascii="Calibri" w:eastAsia="Times New Roman" w:hAnsi="Calibri" w:cs="Calibri"/>
+                <w:color w:val="333333"/>
+                <w:kern w:val="0"/>
+                <w:sz w:val="18"/>
+                <w:szCs w:val="18"/>
+                <w:shd w:val="clear" w:color="auto" w:fill="FFFFFF"/>
+                <w:lang w:eastAsia="en-GB"/>
+                <w14:ligatures w14:val="none"/>
+              </w:rPr>
+              <w:t>21 (</w:t>
+            </w:r>
+            <w:r>
+              <w:rPr>
+                <w:rFonts w:ascii="Calibri" w:eastAsia="Times New Roman" w:hAnsi="Calibri" w:cs="Calibri"/>
+                <w:color w:val="333333"/>
+                <w:kern w:val="0"/>
+                <w:sz w:val="18"/>
+                <w:szCs w:val="18"/>
+                <w:shd w:val="clear" w:color="auto" w:fill="FFFFFF"/>
+                <w:lang w:eastAsia="en-GB"/>
+                <w14:ligatures w14:val="none"/>
+              </w:rPr>
+              <w:t>49</w:t>
+            </w:r>
+            <w:r>
+              <w:rPr>
+                <w:rFonts w:ascii="Calibri" w:eastAsia="Times New Roman" w:hAnsi="Calibri" w:cs="Calibri"/>
+                <w:color w:val="333333"/>
+                <w:kern w:val="0"/>
+                <w:sz w:val="18"/>
+                <w:szCs w:val="18"/>
+                <w:shd w:val="clear" w:color="auto" w:fill="FFFFFF"/>
+                <w:lang w:eastAsia="en-GB"/>
+                <w14:ligatures w14:val="none"/>
+              </w:rPr>
+              <w:t>%)</w:t>
+            </w:r>
           </w:p>
         </w:tc>
       </w:tr>
@@ -4284,7 +6530,7 @@
                 <w:lang w:eastAsia="en-GB"/>
                 <w14:ligatures w14:val="none"/>
               </w:rPr>
-              <w:t>    By air</w:t>
+              <w:t>Form of movement</w:t>
             </w:r>
           </w:p>
         </w:tc>
@@ -4314,19 +6560,6 @@
                 <w14:ligatures w14:val="none"/>
               </w:rPr>
             </w:pPr>
-            <w:r>
-              <w:rPr>
-                <w:rFonts w:ascii="Calibri" w:eastAsia="Times New Roman" w:hAnsi="Calibri" w:cs="Calibri"/>
-                <w:color w:val="333333"/>
-                <w:kern w:val="0"/>
-                <w:sz w:val="18"/>
-                <w:szCs w:val="18"/>
-                <w:shd w:val="clear" w:color="auto" w:fill="FFFFFF"/>
-                <w:lang w:eastAsia="en-GB"/>
-                <w14:ligatures w14:val="none"/>
-              </w:rPr>
-              <w:t>38 (46%)</w:t>
-            </w:r>
           </w:p>
         </w:tc>
         <w:tc>
@@ -4355,19 +6588,6 @@
                 <w14:ligatures w14:val="none"/>
               </w:rPr>
             </w:pPr>
-            <w:r>
-              <w:rPr>
-                <w:rFonts w:ascii="Calibri" w:eastAsia="Times New Roman" w:hAnsi="Calibri" w:cs="Calibri"/>
-                <w:color w:val="333333"/>
-                <w:kern w:val="0"/>
-                <w:sz w:val="18"/>
-                <w:szCs w:val="18"/>
-                <w:shd w:val="clear" w:color="auto" w:fill="FFFFFF"/>
-                <w:lang w:eastAsia="en-GB"/>
-                <w14:ligatures w14:val="none"/>
-              </w:rPr>
-              <w:t>2 (5.5%)</w:t>
-            </w:r>
           </w:p>
         </w:tc>
       </w:tr>
@@ -4409,7 +6629,7 @@
                 <w:lang w:eastAsia="en-GB"/>
                 <w14:ligatures w14:val="none"/>
               </w:rPr>
-              <w:t>    By land</w:t>
+              <w:t>    By air</w:t>
             </w:r>
           </w:p>
         </w:tc>
@@ -4450,7 +6670,59 @@
                 <w:lang w:eastAsia="en-GB"/>
                 <w14:ligatures w14:val="none"/>
               </w:rPr>
-              <w:t>37 (45%)</w:t>
+              <w:t>3</w:t>
+            </w:r>
+            <w:r>
+              <w:rPr>
+                <w:rFonts w:ascii="Calibri" w:eastAsia="Times New Roman" w:hAnsi="Calibri" w:cs="Calibri"/>
+                <w:color w:val="333333"/>
+                <w:kern w:val="0"/>
+                <w:sz w:val="18"/>
+                <w:szCs w:val="18"/>
+                <w:shd w:val="clear" w:color="auto" w:fill="FFFFFF"/>
+                <w:lang w:eastAsia="en-GB"/>
+                <w14:ligatures w14:val="none"/>
+              </w:rPr>
+              <w:t>9</w:t>
+            </w:r>
+            <w:r>
+              <w:rPr>
+                <w:rFonts w:ascii="Calibri" w:eastAsia="Times New Roman" w:hAnsi="Calibri" w:cs="Calibri"/>
+                <w:color w:val="333333"/>
+                <w:kern w:val="0"/>
+                <w:sz w:val="18"/>
+                <w:szCs w:val="18"/>
+                <w:shd w:val="clear" w:color="auto" w:fill="FFFFFF"/>
+                <w:lang w:eastAsia="en-GB"/>
+                <w14:ligatures w14:val="none"/>
+              </w:rPr>
+              <w:t xml:space="preserve"> (</w:t>
+            </w:r>
+            <w:r>
+              <w:rPr>
+                <w:rFonts w:ascii="Calibri" w:eastAsia="Times New Roman" w:hAnsi="Calibri" w:cs="Calibri"/>
+                <w:color w:val="333333"/>
+                <w:kern w:val="0"/>
+                <w:sz w:val="18"/>
+                <w:szCs w:val="18"/>
+                <w:shd w:val="clear" w:color="auto" w:fill="FFFFFF"/>
+                <w:lang w:eastAsia="en-GB"/>
+                <w14:ligatures w14:val="none"/>
+              </w:rPr>
+              <w:t>39</w:t>
+            </w:r>
+            <w:r>
+              <w:rPr>
+                <w:rFonts w:ascii="Calibri" w:eastAsia="Times New Roman" w:hAnsi="Calibri" w:cs="Calibri"/>
+                <w:color w:val="333333"/>
+                <w:kern w:val="0"/>
+                <w:sz w:val="18"/>
+                <w:szCs w:val="18"/>
+                <w:shd w:val="clear" w:color="auto" w:fill="FFFFFF"/>
+                <w:lang w:eastAsia="en-GB"/>
+                <w14:ligatures w14:val="none"/>
+              </w:rPr>
+              <w:t>%)</w:t>
             </w:r>
           </w:p>
         </w:tc>
@@ -4491,7 +6763,33 @@
                 <w:lang w:eastAsia="en-GB"/>
                 <w14:ligatures w14:val="none"/>
               </w:rPr>
-              <w:t>15 (42%)</w:t>
+              <w:t>2 (</w:t>
+            </w:r>
+            <w:r>
+              <w:rPr>
+                <w:rFonts w:ascii="Calibri" w:eastAsia="Times New Roman" w:hAnsi="Calibri" w:cs="Calibri"/>
+                <w:color w:val="333333"/>
+                <w:kern w:val="0"/>
+                <w:sz w:val="18"/>
+                <w:szCs w:val="18"/>
+                <w:shd w:val="clear" w:color="auto" w:fill="FFFFFF"/>
+                <w:lang w:eastAsia="en-GB"/>
+                <w14:ligatures w14:val="none"/>
+              </w:rPr>
+              <w:t>4.7</w:t>
+            </w:r>
+            <w:r>
+              <w:rPr>
+                <w:rFonts w:ascii="Calibri" w:eastAsia="Times New Roman" w:hAnsi="Calibri" w:cs="Calibri"/>
+                <w:color w:val="333333"/>
+                <w:kern w:val="0"/>
+                <w:sz w:val="18"/>
+                <w:szCs w:val="18"/>
+                <w:shd w:val="clear" w:color="auto" w:fill="FFFFFF"/>
+                <w:lang w:eastAsia="en-GB"/>
+                <w14:ligatures w14:val="none"/>
+              </w:rPr>
+              <w:t>%)</w:t>
             </w:r>
           </w:p>
         </w:tc>
@@ -4534,6 +6832,209 @@
                 <w:lang w:eastAsia="en-GB"/>
                 <w14:ligatures w14:val="none"/>
               </w:rPr>
+              <w:t>    By land</w:t>
+            </w:r>
+          </w:p>
+        </w:tc>
+        <w:tc>
+          <w:tcPr>
+            <w:tcW w:w="1964" w:type="dxa"/>
+            <w:tcBorders>
+              <w:top w:val="single" w:sz="6" w:space="0" w:color="D3D3D3"/>
+              <w:bottom w:val="single" w:sz="6" w:space="0" w:color="D3D3D3"/>
+            </w:tcBorders>
+            <w:shd w:val="clear" w:color="auto" w:fill="FFFFFF"/>
+            <w:tcMar>
+              <w:top w:w="0" w:type="dxa"/>
+              <w:left w:w="0" w:type="dxa"/>
+              <w:bottom w:w="0" w:type="dxa"/>
+              <w:right w:w="0" w:type="dxa"/>
+            </w:tcMar>
+            <w:vAlign w:val="center"/>
+            <w:hideMark/>
+          </w:tcPr>
+          <w:p>
+            <w:pPr>
+              <w:rPr>
+                <w:rFonts w:ascii="Times New Roman" w:eastAsia="Times New Roman" w:hAnsi="Times New Roman" w:cs="Times New Roman"/>
+                <w:kern w:val="0"/>
+                <w:lang w:eastAsia="en-GB"/>
+                <w14:ligatures w14:val="none"/>
+              </w:rPr>
+            </w:pPr>
+            <w:r>
+              <w:rPr>
+                <w:rFonts w:ascii="Calibri" w:eastAsia="Times New Roman" w:hAnsi="Calibri" w:cs="Calibri"/>
+                <w:color w:val="333333"/>
+                <w:kern w:val="0"/>
+                <w:sz w:val="18"/>
+                <w:szCs w:val="18"/>
+                <w:shd w:val="clear" w:color="auto" w:fill="FFFFFF"/>
+                <w:lang w:eastAsia="en-GB"/>
+                <w14:ligatures w14:val="none"/>
+              </w:rPr>
+              <w:t>62</w:t>
+            </w:r>
+            <w:r>
+              <w:rPr>
+                <w:rFonts w:ascii="Calibri" w:eastAsia="Times New Roman" w:hAnsi="Calibri" w:cs="Calibri"/>
+                <w:color w:val="333333"/>
+                <w:kern w:val="0"/>
+                <w:sz w:val="18"/>
+                <w:szCs w:val="18"/>
+                <w:shd w:val="clear" w:color="auto" w:fill="FFFFFF"/>
+                <w:lang w:eastAsia="en-GB"/>
+                <w14:ligatures w14:val="none"/>
+              </w:rPr>
+              <w:t xml:space="preserve"> (</w:t>
+            </w:r>
+            <w:r>
+              <w:rPr>
+                <w:rFonts w:ascii="Calibri" w:eastAsia="Times New Roman" w:hAnsi="Calibri" w:cs="Calibri"/>
+                <w:color w:val="333333"/>
+                <w:kern w:val="0"/>
+                <w:sz w:val="18"/>
+                <w:szCs w:val="18"/>
+                <w:shd w:val="clear" w:color="auto" w:fill="FFFFFF"/>
+                <w:lang w:eastAsia="en-GB"/>
+                <w14:ligatures w14:val="none"/>
+              </w:rPr>
+              <w:t>61</w:t>
+            </w:r>
+            <w:r>
+              <w:rPr>
+                <w:rFonts w:ascii="Calibri" w:eastAsia="Times New Roman" w:hAnsi="Calibri" w:cs="Calibri"/>
+                <w:color w:val="333333"/>
+                <w:kern w:val="0"/>
+                <w:sz w:val="18"/>
+                <w:szCs w:val="18"/>
+                <w:shd w:val="clear" w:color="auto" w:fill="FFFFFF"/>
+                <w:lang w:eastAsia="en-GB"/>
+                <w14:ligatures w14:val="none"/>
+              </w:rPr>
+              <w:t>%)</w:t>
+            </w:r>
+          </w:p>
+        </w:tc>
+        <w:tc>
+          <w:tcPr>
+            <w:tcW w:w="1701" w:type="dxa"/>
+            <w:tcBorders>
+              <w:top w:val="single" w:sz="6" w:space="0" w:color="D3D3D3"/>
+              <w:bottom w:val="single" w:sz="6" w:space="0" w:color="D3D3D3"/>
+            </w:tcBorders>
+            <w:shd w:val="clear" w:color="auto" w:fill="FFFFFF"/>
+            <w:tcMar>
+              <w:top w:w="0" w:type="dxa"/>
+              <w:left w:w="0" w:type="dxa"/>
+              <w:bottom w:w="0" w:type="dxa"/>
+              <w:right w:w="0" w:type="dxa"/>
+            </w:tcMar>
+            <w:vAlign w:val="center"/>
+            <w:hideMark/>
+          </w:tcPr>
+          <w:p>
+            <w:pPr>
+              <w:rPr>
+                <w:rFonts w:ascii="Times New Roman" w:eastAsia="Times New Roman" w:hAnsi="Times New Roman" w:cs="Times New Roman"/>
+                <w:kern w:val="0"/>
+                <w:lang w:eastAsia="en-GB"/>
+                <w14:ligatures w14:val="none"/>
+              </w:rPr>
+            </w:pPr>
+            <w:r>
+              <w:rPr>
+                <w:rFonts w:ascii="Calibri" w:eastAsia="Times New Roman" w:hAnsi="Calibri" w:cs="Calibri"/>
+                <w:color w:val="333333"/>
+                <w:kern w:val="0"/>
+                <w:sz w:val="18"/>
+                <w:szCs w:val="18"/>
+                <w:shd w:val="clear" w:color="auto" w:fill="FFFFFF"/>
+                <w:lang w:eastAsia="en-GB"/>
+                <w14:ligatures w14:val="none"/>
+              </w:rPr>
+              <w:t>37</w:t>
+            </w:r>
+            <w:r>
+              <w:rPr>
+                <w:rFonts w:ascii="Calibri" w:eastAsia="Times New Roman" w:hAnsi="Calibri" w:cs="Calibri"/>
+                <w:color w:val="333333"/>
+                <w:kern w:val="0"/>
+                <w:sz w:val="18"/>
+                <w:szCs w:val="18"/>
+                <w:shd w:val="clear" w:color="auto" w:fill="FFFFFF"/>
+                <w:lang w:eastAsia="en-GB"/>
+                <w14:ligatures w14:val="none"/>
+              </w:rPr>
+              <w:t xml:space="preserve"> (</w:t>
+            </w:r>
+            <w:r>
+              <w:rPr>
+                <w:rFonts w:ascii="Calibri" w:eastAsia="Times New Roman" w:hAnsi="Calibri" w:cs="Calibri"/>
+                <w:color w:val="333333"/>
+                <w:kern w:val="0"/>
+                <w:sz w:val="18"/>
+                <w:szCs w:val="18"/>
+                <w:shd w:val="clear" w:color="auto" w:fill="FFFFFF"/>
+                <w:lang w:eastAsia="en-GB"/>
+                <w14:ligatures w14:val="none"/>
+              </w:rPr>
+              <w:t>86</w:t>
+            </w:r>
+            <w:r>
+              <w:rPr>
+                <w:rFonts w:ascii="Calibri" w:eastAsia="Times New Roman" w:hAnsi="Calibri" w:cs="Calibri"/>
+                <w:color w:val="333333"/>
+                <w:kern w:val="0"/>
+                <w:sz w:val="18"/>
+                <w:szCs w:val="18"/>
+                <w:shd w:val="clear" w:color="auto" w:fill="FFFFFF"/>
+                <w:lang w:eastAsia="en-GB"/>
+                <w14:ligatures w14:val="none"/>
+              </w:rPr>
+              <w:t>%)</w:t>
+            </w:r>
+          </w:p>
+        </w:tc>
+      </w:tr>
+      <w:tr>
+        <w:tc>
+          <w:tcPr>
+            <w:tcW w:w="0" w:type="auto"/>
+            <w:tcBorders>
+              <w:top w:val="single" w:sz="6" w:space="0" w:color="D3D3D3"/>
+              <w:bottom w:val="single" w:sz="6" w:space="0" w:color="D3D3D3"/>
+            </w:tcBorders>
+            <w:shd w:val="clear" w:color="auto" w:fill="FFFFFF"/>
+            <w:tcMar>
+              <w:top w:w="0" w:type="dxa"/>
+              <w:left w:w="0" w:type="dxa"/>
+              <w:bottom w:w="0" w:type="dxa"/>
+              <w:right w:w="0" w:type="dxa"/>
+            </w:tcMar>
+            <w:vAlign w:val="center"/>
+            <w:hideMark/>
+          </w:tcPr>
+          <w:p>
+            <w:pPr>
+              <w:rPr>
+                <w:rFonts w:ascii="Times New Roman" w:eastAsia="Times New Roman" w:hAnsi="Times New Roman" w:cs="Times New Roman"/>
+                <w:kern w:val="0"/>
+                <w:lang w:eastAsia="en-GB"/>
+                <w14:ligatures w14:val="none"/>
+              </w:rPr>
+            </w:pPr>
+            <w:r>
+              <w:rPr>
+                <w:rFonts w:ascii="Calibri" w:eastAsia="Times New Roman" w:hAnsi="Calibri" w:cs="Calibri"/>
+                <w:color w:val="333333"/>
+                <w:kern w:val="0"/>
+                <w:sz w:val="18"/>
+                <w:szCs w:val="18"/>
+                <w:shd w:val="clear" w:color="auto" w:fill="FFFFFF"/>
+                <w:lang w:eastAsia="en-GB"/>
+                <w14:ligatures w14:val="none"/>
+              </w:rPr>
               <w:t>    By water</w:t>
             </w:r>
           </w:p>
@@ -4575,7 +7076,46 @@
                 <w:lang w:eastAsia="en-GB"/>
                 <w14:ligatures w14:val="none"/>
               </w:rPr>
-              <w:t>2 (2.4%)</w:t>
+              <w:t>33</w:t>
+            </w:r>
+            <w:r>
+              <w:rPr>
+                <w:rFonts w:ascii="Calibri" w:eastAsia="Times New Roman" w:hAnsi="Calibri" w:cs="Calibri"/>
+                <w:color w:val="333333"/>
+                <w:kern w:val="0"/>
+                <w:sz w:val="18"/>
+                <w:szCs w:val="18"/>
+                <w:shd w:val="clear" w:color="auto" w:fill="FFFFFF"/>
+                <w:lang w:eastAsia="en-GB"/>
+                <w14:ligatures w14:val="none"/>
+              </w:rPr>
+              <w:t xml:space="preserve"> (</w:t>
+            </w:r>
+            <w:r>
+              <w:rPr>
+                <w:rFonts w:ascii="Calibri" w:eastAsia="Times New Roman" w:hAnsi="Calibri" w:cs="Calibri"/>
+                <w:color w:val="333333"/>
+                <w:kern w:val="0"/>
+                <w:sz w:val="18"/>
+                <w:szCs w:val="18"/>
+                <w:shd w:val="clear" w:color="auto" w:fill="FFFFFF"/>
+                <w:lang w:eastAsia="en-GB"/>
+                <w14:ligatures w14:val="none"/>
+              </w:rPr>
+              <w:t>33</w:t>
+            </w:r>
+            <w:r>
+              <w:rPr>
+                <w:rFonts w:ascii="Calibri" w:eastAsia="Times New Roman" w:hAnsi="Calibri" w:cs="Calibri"/>
+                <w:color w:val="333333"/>
+                <w:kern w:val="0"/>
+                <w:sz w:val="18"/>
+                <w:szCs w:val="18"/>
+                <w:shd w:val="clear" w:color="auto" w:fill="FFFFFF"/>
+                <w:lang w:eastAsia="en-GB"/>
+                <w14:ligatures w14:val="none"/>
+              </w:rPr>
+              <w:t>%)</w:t>
             </w:r>
           </w:p>
         </w:tc>
@@ -4616,7 +7156,46 @@
                 <w:lang w:eastAsia="en-GB"/>
                 <w14:ligatures w14:val="none"/>
               </w:rPr>
-              <w:t>3 (8.3%)</w:t>
+              <w:t>9</w:t>
+            </w:r>
+            <w:r>
+              <w:rPr>
+                <w:rFonts w:ascii="Calibri" w:eastAsia="Times New Roman" w:hAnsi="Calibri" w:cs="Calibri"/>
+                <w:color w:val="333333"/>
+                <w:kern w:val="0"/>
+                <w:sz w:val="18"/>
+                <w:szCs w:val="18"/>
+                <w:shd w:val="clear" w:color="auto" w:fill="FFFFFF"/>
+                <w:lang w:eastAsia="en-GB"/>
+                <w14:ligatures w14:val="none"/>
+              </w:rPr>
+              <w:t xml:space="preserve"> (</w:t>
+            </w:r>
+            <w:r>
+              <w:rPr>
+                <w:rFonts w:ascii="Calibri" w:eastAsia="Times New Roman" w:hAnsi="Calibri" w:cs="Calibri"/>
+                <w:color w:val="333333"/>
+                <w:kern w:val="0"/>
+                <w:sz w:val="18"/>
+                <w:szCs w:val="18"/>
+                <w:shd w:val="clear" w:color="auto" w:fill="FFFFFF"/>
+                <w:lang w:eastAsia="en-GB"/>
+                <w14:ligatures w14:val="none"/>
+              </w:rPr>
+              <w:t>21</w:t>
+            </w:r>
+            <w:r>
+              <w:rPr>
+                <w:rFonts w:ascii="Calibri" w:eastAsia="Times New Roman" w:hAnsi="Calibri" w:cs="Calibri"/>
+                <w:color w:val="333333"/>
+                <w:kern w:val="0"/>
+                <w:sz w:val="18"/>
+                <w:szCs w:val="18"/>
+                <w:shd w:val="clear" w:color="auto" w:fill="FFFFFF"/>
+                <w:lang w:eastAsia="en-GB"/>
+                <w14:ligatures w14:val="none"/>
+              </w:rPr>
+              <w:t>%)</w:t>
             </w:r>
           </w:p>
         </w:tc>
@@ -4701,7 +7280,46 @@
                 <w:lang w:eastAsia="en-GB"/>
                 <w14:ligatures w14:val="none"/>
               </w:rPr>
-              <w:t>5 (6.1%)</w:t>
+              <w:t>2</w:t>
+            </w:r>
+            <w:r>
+              <w:rPr>
+                <w:rFonts w:ascii="Calibri" w:eastAsia="Times New Roman" w:hAnsi="Calibri" w:cs="Calibri"/>
+                <w:color w:val="333333"/>
+                <w:kern w:val="0"/>
+                <w:sz w:val="18"/>
+                <w:szCs w:val="18"/>
+                <w:shd w:val="clear" w:color="auto" w:fill="FFFFFF"/>
+                <w:lang w:eastAsia="en-GB"/>
+                <w14:ligatures w14:val="none"/>
+              </w:rPr>
+              <w:t xml:space="preserve"> (</w:t>
+            </w:r>
+            <w:r>
+              <w:rPr>
+                <w:rFonts w:ascii="Calibri" w:eastAsia="Times New Roman" w:hAnsi="Calibri" w:cs="Calibri"/>
+                <w:color w:val="333333"/>
+                <w:kern w:val="0"/>
+                <w:sz w:val="18"/>
+                <w:szCs w:val="18"/>
+                <w:shd w:val="clear" w:color="auto" w:fill="FFFFFF"/>
+                <w:lang w:eastAsia="en-GB"/>
+                <w14:ligatures w14:val="none"/>
+              </w:rPr>
+              <w:t>2.0</w:t>
+            </w:r>
+            <w:r>
+              <w:rPr>
+                <w:rFonts w:ascii="Calibri" w:eastAsia="Times New Roman" w:hAnsi="Calibri" w:cs="Calibri"/>
+                <w:color w:val="333333"/>
+                <w:kern w:val="0"/>
+                <w:sz w:val="18"/>
+                <w:szCs w:val="18"/>
+                <w:shd w:val="clear" w:color="auto" w:fill="FFFFFF"/>
+                <w:lang w:eastAsia="en-GB"/>
+                <w14:ligatures w14:val="none"/>
+              </w:rPr>
+              <w:t>%)</w:t>
             </w:r>
           </w:p>
         </w:tc>
@@ -4741,7 +7359,46 @@
                 <w:lang w:eastAsia="en-GB"/>
                 <w14:ligatures w14:val="none"/>
               </w:rPr>
-              <w:t>2 (5.6%)</w:t>
+              <w:t>0</w:t>
+            </w:r>
+            <w:r>
+              <w:rPr>
+                <w:rFonts w:ascii="Calibri" w:eastAsia="Times New Roman" w:hAnsi="Calibri" w:cs="Calibri"/>
+                <w:color w:val="333333"/>
+                <w:kern w:val="0"/>
+                <w:sz w:val="18"/>
+                <w:szCs w:val="18"/>
+                <w:shd w:val="clear" w:color="auto" w:fill="FFFFFF"/>
+                <w:lang w:eastAsia="en-GB"/>
+                <w14:ligatures w14:val="none"/>
+              </w:rPr>
+              <w:t xml:space="preserve"> (</w:t>
+            </w:r>
+            <w:r>
+              <w:rPr>
+                <w:rFonts w:ascii="Calibri" w:eastAsia="Times New Roman" w:hAnsi="Calibri" w:cs="Calibri"/>
+                <w:color w:val="333333"/>
+                <w:kern w:val="0"/>
+                <w:sz w:val="18"/>
+                <w:szCs w:val="18"/>
+                <w:shd w:val="clear" w:color="auto" w:fill="FFFFFF"/>
+                <w:lang w:eastAsia="en-GB"/>
+                <w14:ligatures w14:val="none"/>
+              </w:rPr>
+              <w:t>0</w:t>
+            </w:r>
+            <w:r>
+              <w:rPr>
+                <w:rFonts w:ascii="Calibri" w:eastAsia="Times New Roman" w:hAnsi="Calibri" w:cs="Calibri"/>
+                <w:color w:val="333333"/>
+                <w:kern w:val="0"/>
+                <w:sz w:val="18"/>
+                <w:szCs w:val="18"/>
+                <w:shd w:val="clear" w:color="auto" w:fill="FFFFFF"/>
+                <w:lang w:eastAsia="en-GB"/>
+                <w14:ligatures w14:val="none"/>
+              </w:rPr>
+              <w:t>%)</w:t>
             </w:r>
           </w:p>
         </w:tc>
@@ -4769,35 +7426,6 @@
                 <w14:ligatures w14:val="none"/>
               </w:rPr>
             </w:pPr>
-            <w:r>
-              <w:rPr>
-                <w:rFonts w:ascii="Calibri" w:eastAsia="Times New Roman" w:hAnsi="Calibri" w:cs="Calibri"/>
-                <w:i/>
-                <w:iCs/>
-                <w:color w:val="333333"/>
-                <w:kern w:val="0"/>
-                <w:sz w:val="11"/>
-                <w:szCs w:val="11"/>
-                <w:shd w:val="clear" w:color="auto" w:fill="FFFFFF"/>
-                <w:vertAlign w:val="superscript"/>
-                <w:lang w:eastAsia="en-GB"/>
-                <w14:ligatures w14:val="none"/>
-              </w:rPr>
-              <w:t>1</w:t>
-            </w:r>
-            <w:r>
-              <w:rPr>
-                <w:rFonts w:ascii="Calibri" w:eastAsia="Times New Roman" w:hAnsi="Calibri" w:cs="Calibri"/>
-                <w:color w:val="333333"/>
-                <w:kern w:val="0"/>
-                <w:sz w:val="18"/>
-                <w:szCs w:val="18"/>
-                <w:shd w:val="clear" w:color="auto" w:fill="FFFFFF"/>
-                <w:lang w:eastAsia="en-GB"/>
-                <w14:ligatures w14:val="none"/>
-              </w:rPr>
-              <w:t>n (%)</w:t>
-            </w:r>
           </w:p>
         </w:tc>
       </w:tr>
@@ -4823,7 +7451,67 @@
           <w:szCs w:val="22"/>
           <w:shd w:val="clear" w:color="auto" w:fill="FFFFFF"/>
         </w:rPr>
-        <w:t>Incursions involving horses and cows (n=5) have been excluded from the table as they are considered dead-end hosts. Unusual cross-species transmission events were reported as secondary spread to a different non-human species.</w:t>
+        <w:t>Incursions involving horses</w:t>
+      </w:r>
+      <w:r>
+        <w:rPr>
+          <w:rFonts w:ascii="Arial" w:hAnsi="Arial" w:cs="Arial"/>
+          <w:color w:val="000000"/>
+          <w:sz w:val="22"/>
+          <w:szCs w:val="22"/>
+          <w:shd w:val="clear" w:color="auto" w:fill="FFFFFF"/>
+        </w:rPr>
+        <w:t xml:space="preserve">, </w:t>
+      </w:r>
+      <w:r>
+        <w:rPr>
+          <w:rFonts w:ascii="Arial" w:hAnsi="Arial" w:cs="Arial"/>
+          <w:color w:val="000000"/>
+          <w:sz w:val="22"/>
+          <w:szCs w:val="22"/>
+          <w:shd w:val="clear" w:color="auto" w:fill="FFFFFF"/>
+        </w:rPr>
+        <w:t>cows</w:t>
+      </w:r>
+      <w:r>
+        <w:rPr>
+          <w:rFonts w:ascii="Arial" w:hAnsi="Arial" w:cs="Arial"/>
+          <w:color w:val="000000"/>
+          <w:sz w:val="22"/>
+          <w:szCs w:val="22"/>
+          <w:shd w:val="clear" w:color="auto" w:fill="FFFFFF"/>
+        </w:rPr>
+        <w:t xml:space="preserve"> and mules</w:t>
+      </w:r>
+      <w:r>
+        <w:rPr>
+          <w:rFonts w:ascii="Arial" w:hAnsi="Arial" w:cs="Arial"/>
+          <w:color w:val="000000"/>
+          <w:sz w:val="22"/>
+          <w:szCs w:val="22"/>
+          <w:shd w:val="clear" w:color="auto" w:fill="FFFFFF"/>
+        </w:rPr>
+        <w:t xml:space="preserve"> (n=</w:t>
+      </w:r>
+      <w:r>
+        <w:rPr>
+          <w:rFonts w:ascii="Arial" w:hAnsi="Arial" w:cs="Arial"/>
+          <w:color w:val="000000"/>
+          <w:sz w:val="22"/>
+          <w:szCs w:val="22"/>
+          <w:shd w:val="clear" w:color="auto" w:fill="FFFFFF"/>
+        </w:rPr>
+        <w:t>6</w:t>
+      </w:r>
+      <w:r>
+        <w:rPr>
+          <w:rFonts w:ascii="Arial" w:hAnsi="Arial" w:cs="Arial"/>
+          <w:color w:val="000000"/>
+          <w:sz w:val="22"/>
+          <w:szCs w:val="22"/>
+          <w:shd w:val="clear" w:color="auto" w:fill="FFFFFF"/>
+        </w:rPr>
+        <w:t>) have been excluded from the table as they are considered dead-end hosts. Unusual cross-species transmission events were reported as secondary spread to a different non-human species.</w:t>
       </w:r>
     </w:p>
     <w:sectPr>
@@ -4837,7 +7525,7 @@
 </file>
 
 <file path=word/styles.xml><?xml version="1.0" encoding="utf-8"?>
-<w:styles xmlns:mc="http://schemas.openxmlformats.org/markup-compatibility/2006" xmlns:r="http://schemas.openxmlformats.org/officeDocument/2006/relationships" xmlns:w="http://schemas.openxmlformats.org/wordprocessingml/2006/main" xmlns:w14="http://schemas.microsoft.com/office/word/2010/wordml" xmlns:w15="http://schemas.microsoft.com/office/word/2012/wordml" xmlns:w16cex="http://schemas.microsoft.com/office/word/2018/wordml/cex" xmlns:w16cid="http://schemas.microsoft.com/office/word/2016/wordml/cid" xmlns:w16="http://schemas.microsoft.com/office/word/2018/wordml" xmlns:w16sdtdh="http://schemas.microsoft.com/office/word/2020/wordml/sdtdatahash" xmlns:w16se="http://schemas.microsoft.com/office/word/2015/wordml/symex" mc:Ignorable="w14 w15 w16se w16cid w16 w16cex w16sdtdh">
+<w:styles xmlns:mc="http://schemas.openxmlformats.org/markup-compatibility/2006" xmlns:r="http://schemas.openxmlformats.org/officeDocument/2006/relationships" xmlns:w="http://schemas.openxmlformats.org/wordprocessingml/2006/main" xmlns:w14="http://schemas.microsoft.com/office/word/2010/wordml" xmlns:w15="http://schemas.microsoft.com/office/word/2012/wordml" xmlns:w16cex="http://schemas.microsoft.com/office/word/2018/wordml/cex" xmlns:w16cid="http://schemas.microsoft.com/office/word/2016/wordml/cid" xmlns:w16="http://schemas.microsoft.com/office/word/2018/wordml" xmlns:w16du="http://schemas.microsoft.com/office/word/2023/wordml/word16du" xmlns:w16sdtdh="http://schemas.microsoft.com/office/word/2020/wordml/sdtdatahash" xmlns:w16sdtfl="http://schemas.microsoft.com/office/word/2024/wordml/sdtformatlock" xmlns:w16se="http://schemas.microsoft.com/office/word/2015/wordml/symex" mc:Ignorable="w14 w15 w16se w16cid w16 w16cex w16sdtdh w16sdtfl w16du">
   <w:docDefaults>
     <w:rPrDefault>
       <w:rPr>
